--- a/Lr3/ИиКТ_25_ПОз_Черных_Максим_Алексеевич_ЛР_3.docx
+++ b/Lr3/ИиКТ_25_ПОз_Черных_Максим_Алексеевич_ЛР_3.docx
@@ -489,10 +489,102 @@
           <w:sz w:val="20"/>
           <w:szCs w:val="20"/>
         </w:rPr>
-        <w:t xml:space="preserve">(фамилия, </w:t>
-      </w:r>
-      <w:proofErr w:type="spellStart"/>
-      <w:proofErr w:type="gramStart"/>
+        <w:t>(фамилия, и.,о.)</w:t>
+      </w:r>
+    </w:p>
+    <w:p>
+      <w:pPr>
+        <w:ind w:left="4678"/>
+        <w:rPr>
+          <w:rFonts w:ascii="Times New Roman" w:hAnsi="Times New Roman"/>
+          <w:sz w:val="8"/>
+          <w:szCs w:val="8"/>
+        </w:rPr>
+      </w:pPr>
+    </w:p>
+    <w:p>
+      <w:pPr>
+        <w:ind w:left="4678"/>
+        <w:outlineLvl w:val="0"/>
+        <w:rPr>
+          <w:rFonts w:ascii="Times New Roman" w:hAnsi="Times New Roman"/>
+        </w:rPr>
+      </w:pPr>
+      <w:r>
+        <w:rPr>
+          <w:rFonts w:ascii="Times New Roman" w:hAnsi="Times New Roman"/>
+        </w:rPr>
+        <w:t>СТУДЕНТ:</w:t>
+      </w:r>
+    </w:p>
+    <w:p>
+      <w:pPr>
+        <w:spacing w:after="0" w:line="240" w:lineRule="auto"/>
+        <w:ind w:left="4678"/>
+        <w:rPr>
+          <w:rFonts w:ascii="Times New Roman" w:hAnsi="Times New Roman"/>
+        </w:rPr>
+      </w:pPr>
+      <w:r>
+        <w:rPr>
+          <w:rFonts w:ascii="Times New Roman" w:hAnsi="Times New Roman"/>
+        </w:rPr>
+        <w:t xml:space="preserve">________________            </w:t>
+      </w:r>
+      <w:r>
+        <w:rPr>
+          <w:rFonts w:ascii="Times New Roman" w:hAnsi="Times New Roman"/>
+        </w:rPr>
+        <w:t xml:space="preserve">           </w:t>
+      </w:r>
+      <w:r>
+        <w:rPr>
+          <w:rFonts w:ascii="Times New Roman" w:hAnsi="Times New Roman"/>
+        </w:rPr>
+        <w:t>Черных</w:t>
+      </w:r>
+      <w:r>
+        <w:rPr>
+          <w:rFonts w:ascii="Times New Roman" w:hAnsi="Times New Roman"/>
+        </w:rPr>
+        <w:t xml:space="preserve"> </w:t>
+      </w:r>
+      <w:r>
+        <w:rPr>
+          <w:rFonts w:ascii="Times New Roman" w:hAnsi="Times New Roman"/>
+        </w:rPr>
+        <w:t>М</w:t>
+      </w:r>
+      <w:r>
+        <w:rPr>
+          <w:rFonts w:ascii="Times New Roman" w:hAnsi="Times New Roman"/>
+        </w:rPr>
+        <w:t>.</w:t>
+      </w:r>
+      <w:r>
+        <w:rPr>
+          <w:rFonts w:ascii="Times New Roman" w:hAnsi="Times New Roman"/>
+        </w:rPr>
+        <w:t>А</w:t>
+      </w:r>
+      <w:r>
+        <w:rPr>
+          <w:rFonts w:ascii="Times New Roman" w:hAnsi="Times New Roman"/>
+        </w:rPr>
+        <w:t>.</w:t>
+      </w:r>
+    </w:p>
+    <w:p>
+      <w:pPr>
+        <w:spacing w:after="0" w:line="240" w:lineRule="auto"/>
+        <w:ind w:left="4678" w:firstLine="278"/>
+        <w:rPr>
+          <w:rFonts w:ascii="Times New Roman" w:hAnsi="Times New Roman"/>
+          <w:color w:val="7F7F7F"/>
+          <w:sz w:val="36"/>
+          <w:szCs w:val="36"/>
+        </w:rPr>
+      </w:pPr>
       <w:r>
         <w:rPr>
           <w:rFonts w:ascii="Times New Roman" w:hAnsi="Times New Roman"/>
@@ -500,9 +592,8 @@
           <w:sz w:val="20"/>
           <w:szCs w:val="20"/>
         </w:rPr>
-        <w:t>и.,о</w:t>
-      </w:r>
-      <w:proofErr w:type="spellEnd"/>
+        <w:t>(подпись)</w:t>
+      </w:r>
       <w:r>
         <w:rPr>
           <w:rFonts w:ascii="Times New Roman" w:hAnsi="Times New Roman"/>
@@ -510,9 +601,8 @@
           <w:sz w:val="20"/>
           <w:szCs w:val="20"/>
         </w:rPr>
-        <w:t>.</w:t>
-      </w:r>
-      <w:proofErr w:type="gramEnd"/>
+        <w:tab/>
+      </w:r>
       <w:r>
         <w:rPr>
           <w:rFonts w:ascii="Times New Roman" w:hAnsi="Times New Roman"/>
@@ -520,101 +610,49 @@
           <w:sz w:val="20"/>
           <w:szCs w:val="20"/>
         </w:rPr>
-        <w:t>)</w:t>
-      </w:r>
-    </w:p>
-    <w:p>
-      <w:pPr>
-        <w:ind w:left="4678"/>
-        <w:rPr>
-          <w:rFonts w:ascii="Times New Roman" w:hAnsi="Times New Roman"/>
-          <w:sz w:val="8"/>
-          <w:szCs w:val="8"/>
-        </w:rPr>
-      </w:pPr>
-    </w:p>
-    <w:p>
-      <w:pPr>
-        <w:ind w:left="4678"/>
-        <w:outlineLvl w:val="0"/>
-        <w:rPr>
-          <w:rFonts w:ascii="Times New Roman" w:hAnsi="Times New Roman"/>
-        </w:rPr>
-      </w:pPr>
-      <w:r>
-        <w:rPr>
-          <w:rFonts w:ascii="Times New Roman" w:hAnsi="Times New Roman"/>
-        </w:rPr>
-        <w:t>СТУДЕНТ:</w:t>
-      </w:r>
-    </w:p>
-    <w:p>
-      <w:pPr>
-        <w:spacing w:after="0" w:line="240" w:lineRule="auto"/>
-        <w:ind w:left="4678"/>
-        <w:rPr>
-          <w:rFonts w:ascii="Times New Roman" w:hAnsi="Times New Roman"/>
-        </w:rPr>
-      </w:pPr>
-      <w:r>
-        <w:rPr>
-          <w:rFonts w:ascii="Times New Roman" w:hAnsi="Times New Roman"/>
-        </w:rPr>
-        <w:t xml:space="preserve">________________            </w:t>
-      </w:r>
-      <w:r>
-        <w:rPr>
-          <w:rFonts w:ascii="Times New Roman" w:hAnsi="Times New Roman"/>
-        </w:rPr>
-        <w:t xml:space="preserve">           </w:t>
-      </w:r>
-      <w:r>
-        <w:rPr>
-          <w:rFonts w:ascii="Times New Roman" w:hAnsi="Times New Roman"/>
-        </w:rPr>
-        <w:t>Черных</w:t>
-      </w:r>
-      <w:r>
-        <w:rPr>
-          <w:rFonts w:ascii="Times New Roman" w:hAnsi="Times New Roman"/>
-        </w:rPr>
-        <w:t xml:space="preserve"> </w:t>
-      </w:r>
-      <w:r>
-        <w:rPr>
-          <w:rFonts w:ascii="Times New Roman" w:hAnsi="Times New Roman"/>
-        </w:rPr>
-        <w:t>М</w:t>
-      </w:r>
-      <w:r>
-        <w:rPr>
-          <w:rFonts w:ascii="Times New Roman" w:hAnsi="Times New Roman"/>
-        </w:rPr>
-        <w:t>.</w:t>
-      </w:r>
-      <w:r>
-        <w:rPr>
-          <w:rFonts w:ascii="Times New Roman" w:hAnsi="Times New Roman"/>
-        </w:rPr>
-        <w:t>А</w:t>
-      </w:r>
-      <w:r>
-        <w:rPr>
-          <w:rFonts w:ascii="Times New Roman" w:hAnsi="Times New Roman"/>
-        </w:rPr>
-        <w:t>.</w:t>
-      </w:r>
-    </w:p>
-    <w:p>
-      <w:pPr>
-        <w:spacing w:after="0" w:line="240" w:lineRule="auto"/>
-        <w:ind w:left="4678" w:firstLine="278"/>
+        <w:tab/>
+      </w:r>
+      <w:r>
+        <w:rPr>
+          <w:rFonts w:ascii="Times New Roman" w:hAnsi="Times New Roman"/>
+          <w:color w:val="7F7F7F"/>
+          <w:sz w:val="20"/>
+          <w:szCs w:val="20"/>
+        </w:rPr>
+        <w:tab/>
+        <w:t xml:space="preserve">(фамилия, и.,о.) </w:t>
+      </w:r>
+      <w:r>
         <w:rPr>
           <w:rFonts w:ascii="Times New Roman" w:hAnsi="Times New Roman"/>
           <w:color w:val="7F7F7F"/>
           <w:sz w:val="36"/>
           <w:szCs w:val="36"/>
         </w:rPr>
+        <w:t xml:space="preserve"> </w:t>
+      </w:r>
+    </w:p>
+    <w:p>
+      <w:pPr>
+        <w:spacing w:after="0" w:line="240" w:lineRule="auto"/>
+        <w:ind w:left="4678" w:firstLine="278"/>
+        <w:rPr>
+          <w:rFonts w:ascii="Times New Roman" w:hAnsi="Times New Roman"/>
+          <w:color w:val="7F7F7F"/>
+          <w:sz w:val="16"/>
+          <w:szCs w:val="16"/>
+        </w:rPr>
+      </w:pPr>
+    </w:p>
+    <w:p>
+      <w:pPr>
+        <w:spacing w:after="0" w:line="240" w:lineRule="auto"/>
+        <w:ind w:left="4678"/>
+        <w:rPr>
+          <w:rFonts w:ascii="Times New Roman" w:hAnsi="Times New Roman"/>
+          <w:sz w:val="20"/>
+          <w:szCs w:val="20"/>
+        </w:rPr>
       </w:pPr>
       <w:r>
         <w:rPr>
@@ -623,7 +661,7 @@
           <w:sz w:val="20"/>
           <w:szCs w:val="20"/>
         </w:rPr>
-        <w:t>(подпись)</w:t>
+        <w:tab/>
       </w:r>
       <w:r>
         <w:rPr>
@@ -651,10 +689,7 @@
           <w:szCs w:val="20"/>
         </w:rPr>
         <w:tab/>
-        <w:t xml:space="preserve">(фамилия, </w:t>
-      </w:r>
-      <w:proofErr w:type="spellStart"/>
-      <w:proofErr w:type="gramStart"/>
+      </w:r>
       <w:r>
         <w:rPr>
           <w:rFonts w:ascii="Times New Roman" w:hAnsi="Times New Roman"/>
@@ -662,19 +697,28 @@
           <w:sz w:val="20"/>
           <w:szCs w:val="20"/>
         </w:rPr>
-        <w:t>и.,о</w:t>
-      </w:r>
-      <w:proofErr w:type="spellEnd"/>
-      <w:r>
+        <w:t xml:space="preserve">                      </w:t>
+      </w:r>
+      <w:r>
+        <w:rPr>
+          <w:rFonts w:ascii="Times New Roman" w:hAnsi="Times New Roman"/>
+          <w:sz w:val="20"/>
+          <w:szCs w:val="20"/>
+        </w:rPr>
+        <w:t>25ПОз</w:t>
+      </w:r>
+    </w:p>
+    <w:p>
+      <w:pPr>
+        <w:spacing w:after="0" w:line="240" w:lineRule="auto"/>
+        <w:ind w:left="4678"/>
         <w:rPr>
           <w:rFonts w:ascii="Times New Roman" w:hAnsi="Times New Roman"/>
           <w:color w:val="7F7F7F"/>
           <w:sz w:val="20"/>
           <w:szCs w:val="20"/>
         </w:rPr>
-        <w:t>.</w:t>
-      </w:r>
-      <w:proofErr w:type="gramEnd"/>
+      </w:pPr>
       <w:r>
         <w:rPr>
           <w:rFonts w:ascii="Times New Roman" w:hAnsi="Times New Roman"/>
@@ -682,40 +726,8 @@
           <w:sz w:val="20"/>
           <w:szCs w:val="20"/>
         </w:rPr>
-        <w:t xml:space="preserve">) </w:t>
-      </w:r>
-      <w:r>
-        <w:rPr>
-          <w:rFonts w:ascii="Times New Roman" w:hAnsi="Times New Roman"/>
-          <w:color w:val="7F7F7F"/>
-          <w:sz w:val="36"/>
-          <w:szCs w:val="36"/>
-        </w:rPr>
-        <w:t xml:space="preserve"> </w:t>
-      </w:r>
-    </w:p>
-    <w:p>
-      <w:pPr>
-        <w:spacing w:after="0" w:line="240" w:lineRule="auto"/>
-        <w:ind w:left="4678" w:firstLine="278"/>
-        <w:rPr>
-          <w:rFonts w:ascii="Times New Roman" w:hAnsi="Times New Roman"/>
-          <w:color w:val="7F7F7F"/>
-          <w:sz w:val="16"/>
-          <w:szCs w:val="16"/>
-        </w:rPr>
-      </w:pPr>
-    </w:p>
-    <w:p>
-      <w:pPr>
-        <w:spacing w:after="0" w:line="240" w:lineRule="auto"/>
-        <w:ind w:left="4678"/>
-        <w:rPr>
-          <w:rFonts w:ascii="Times New Roman" w:hAnsi="Times New Roman"/>
-          <w:sz w:val="20"/>
-          <w:szCs w:val="20"/>
-        </w:rPr>
-      </w:pPr>
+        <w:tab/>
+      </w:r>
       <w:r>
         <w:rPr>
           <w:rFonts w:ascii="Times New Roman" w:hAnsi="Times New Roman"/>
@@ -751,80 +763,6 @@
           <w:szCs w:val="20"/>
         </w:rPr>
         <w:tab/>
-      </w:r>
-      <w:r>
-        <w:rPr>
-          <w:rFonts w:ascii="Times New Roman" w:hAnsi="Times New Roman"/>
-          <w:color w:val="7F7F7F"/>
-          <w:sz w:val="20"/>
-          <w:szCs w:val="20"/>
-        </w:rPr>
-        <w:t xml:space="preserve">                      </w:t>
-      </w:r>
-      <w:r>
-        <w:rPr>
-          <w:rFonts w:ascii="Times New Roman" w:hAnsi="Times New Roman"/>
-          <w:sz w:val="20"/>
-          <w:szCs w:val="20"/>
-        </w:rPr>
-        <w:t>25ПОз</w:t>
-      </w:r>
-    </w:p>
-    <w:p>
-      <w:pPr>
-        <w:spacing w:after="0" w:line="240" w:lineRule="auto"/>
-        <w:ind w:left="4678"/>
-        <w:rPr>
-          <w:rFonts w:ascii="Times New Roman" w:hAnsi="Times New Roman"/>
-          <w:color w:val="7F7F7F"/>
-          <w:sz w:val="20"/>
-          <w:szCs w:val="20"/>
-        </w:rPr>
-      </w:pPr>
-      <w:r>
-        <w:rPr>
-          <w:rFonts w:ascii="Times New Roman" w:hAnsi="Times New Roman"/>
-          <w:color w:val="7F7F7F"/>
-          <w:sz w:val="20"/>
-          <w:szCs w:val="20"/>
-        </w:rPr>
-        <w:tab/>
-      </w:r>
-      <w:r>
-        <w:rPr>
-          <w:rFonts w:ascii="Times New Roman" w:hAnsi="Times New Roman"/>
-          <w:color w:val="7F7F7F"/>
-          <w:sz w:val="20"/>
-          <w:szCs w:val="20"/>
-        </w:rPr>
-        <w:tab/>
-      </w:r>
-      <w:r>
-        <w:rPr>
-          <w:rFonts w:ascii="Times New Roman" w:hAnsi="Times New Roman"/>
-          <w:color w:val="7F7F7F"/>
-          <w:sz w:val="20"/>
-          <w:szCs w:val="20"/>
-        </w:rPr>
-        <w:tab/>
-      </w:r>
-      <w:r>
-        <w:rPr>
-          <w:rFonts w:ascii="Times New Roman" w:hAnsi="Times New Roman"/>
-          <w:color w:val="7F7F7F"/>
-          <w:sz w:val="20"/>
-          <w:szCs w:val="20"/>
-        </w:rPr>
-        <w:tab/>
-      </w:r>
-      <w:r>
-        <w:rPr>
-          <w:rFonts w:ascii="Times New Roman" w:hAnsi="Times New Roman"/>
-          <w:color w:val="7F7F7F"/>
-          <w:sz w:val="20"/>
-          <w:szCs w:val="20"/>
-        </w:rPr>
-        <w:tab/>
         <w:t>(шифр группы)</w:t>
       </w:r>
     </w:p>
@@ -956,284 +894,295 @@
           <w:sz w:val="24"/>
           <w:szCs w:val="24"/>
         </w:rPr>
-        <w:t xml:space="preserve">Изучить основные возможности системы контроля версий </w:t>
-      </w:r>
-      <w:proofErr w:type="spellStart"/>
-      <w:r>
-        <w:rPr>
-          <w:rFonts w:ascii="Times New Roman" w:hAnsi="Times New Roman" w:cs="Times New Roman"/>
-          <w:sz w:val="24"/>
-          <w:szCs w:val="24"/>
-        </w:rPr>
-        <w:t>Git</w:t>
-      </w:r>
-      <w:proofErr w:type="spellEnd"/>
-      <w:r>
-        <w:rPr>
-          <w:rFonts w:ascii="Times New Roman" w:hAnsi="Times New Roman" w:cs="Times New Roman"/>
-          <w:sz w:val="24"/>
-          <w:szCs w:val="24"/>
-        </w:rPr>
-        <w:t xml:space="preserve">: клонирование репозитория, создание веток, добавление файлов, создание коммитов, отправка изменений на </w:t>
-      </w:r>
-      <w:proofErr w:type="spellStart"/>
-      <w:r>
-        <w:rPr>
-          <w:rFonts w:ascii="Times New Roman" w:hAnsi="Times New Roman" w:cs="Times New Roman"/>
-          <w:sz w:val="24"/>
-          <w:szCs w:val="24"/>
-        </w:rPr>
-        <w:t>GitHub</w:t>
-      </w:r>
-      <w:proofErr w:type="spellEnd"/>
-      <w:r>
-        <w:rPr>
-          <w:rFonts w:ascii="Times New Roman" w:hAnsi="Times New Roman" w:cs="Times New Roman"/>
-          <w:sz w:val="24"/>
-          <w:szCs w:val="24"/>
-        </w:rPr>
-        <w:t xml:space="preserve"> и создание Pull </w:t>
-      </w:r>
-      <w:proofErr w:type="spellStart"/>
-      <w:r>
-        <w:rPr>
-          <w:rFonts w:ascii="Times New Roman" w:hAnsi="Times New Roman" w:cs="Times New Roman"/>
-          <w:sz w:val="24"/>
-          <w:szCs w:val="24"/>
-        </w:rPr>
-        <w:t>Request</w:t>
-      </w:r>
-      <w:proofErr w:type="spellEnd"/>
-      <w:r>
-        <w:rPr>
-          <w:rFonts w:ascii="Times New Roman" w:hAnsi="Times New Roman" w:cs="Times New Roman"/>
+        <w:t>Изучить основные возможности системы контроля версий Git: клонирование репозитория, создание веток, добавление файлов, создание коммитов, отправка изменений на GitHub и создание Pull Request.</w:t>
+      </w:r>
+    </w:p>
+    <w:p>
+      <w:pPr>
+        <w:ind w:left="-567"/>
+        <w:jc w:val="both"/>
+        <w:rPr>
+          <w:rFonts w:ascii="Times New Roman" w:hAnsi="Times New Roman" w:cs="Times New Roman"/>
+          <w:b/>
+          <w:bCs/>
+          <w:sz w:val="24"/>
+          <w:szCs w:val="24"/>
+        </w:rPr>
+      </w:pPr>
+      <w:r>
+        <w:rPr>
+          <w:rFonts w:ascii="Times New Roman" w:hAnsi="Times New Roman" w:cs="Times New Roman"/>
+          <w:b/>
+          <w:bCs/>
+          <w:sz w:val="24"/>
+          <w:szCs w:val="24"/>
+        </w:rPr>
+        <w:t>Цель работы:</w:t>
+      </w:r>
+    </w:p>
+    <w:p>
+      <w:pPr>
+        <w:spacing w:line="240" w:lineRule="auto"/>
+        <w:ind w:left="-567"/>
+        <w:rPr>
+          <w:rFonts w:ascii="Times New Roman" w:hAnsi="Times New Roman" w:cs="Times New Roman"/>
+          <w:color w:val="000000"/>
+          <w:sz w:val="24"/>
+          <w:szCs w:val="24"/>
+        </w:rPr>
+      </w:pPr>
+      <w:r>
+        <w:rPr>
+          <w:rFonts w:ascii="Times New Roman" w:hAnsi="Times New Roman" w:cs="Times New Roman"/>
+          <w:color w:val="000000"/>
+          <w:sz w:val="24"/>
+          <w:szCs w:val="24"/>
+        </w:rPr>
+        <w:t>Изучение принципов работы распределенной системы контроля версий Git и сервиса GitHub. Получение практических навыков создания и клонирования репозиториев, работы с ветками, добавления и фиксации изменений, синхронизации локального и удаленного репозиториев, а также создания Pull Request для передачи результатов работы в основной репозиторий проекта.</w:t>
+      </w:r>
+    </w:p>
+    <w:p>
+      <w:pPr>
+        <w:spacing w:line="240" w:lineRule="auto"/>
+        <w:ind w:left="-567"/>
+        <w:rPr>
+          <w:rFonts w:ascii="Times New Roman" w:hAnsi="Times New Roman" w:cs="Times New Roman"/>
+          <w:b/>
+          <w:bCs/>
+          <w:color w:val="000000"/>
+          <w:sz w:val="24"/>
+          <w:szCs w:val="24"/>
+        </w:rPr>
+      </w:pPr>
+      <w:r>
+        <w:rPr>
+          <w:rFonts w:ascii="Times New Roman" w:hAnsi="Times New Roman" w:cs="Times New Roman"/>
+          <w:b/>
+          <w:bCs/>
+          <w:color w:val="000000"/>
+          <w:sz w:val="24"/>
+          <w:szCs w:val="24"/>
+        </w:rPr>
+        <w:t xml:space="preserve">Ход работы: </w:t>
+      </w:r>
+    </w:p>
+    <w:p>
+      <w:pPr>
+        <w:spacing w:line="240" w:lineRule="auto"/>
+        <w:ind w:left="-567"/>
+        <w:rPr>
+          <w:rFonts w:ascii="Times New Roman" w:hAnsi="Times New Roman" w:cs="Times New Roman"/>
+          <w:bCs/>
+          <w:i/>
+          <w:color w:val="000000"/>
+          <w:sz w:val="24"/>
+          <w:szCs w:val="24"/>
+          <w:u w:val="single"/>
+        </w:rPr>
+      </w:pPr>
+      <w:r>
+        <w:rPr>
+          <w:rFonts w:ascii="Times New Roman" w:hAnsi="Times New Roman" w:cs="Times New Roman"/>
+          <w:bCs/>
+          <w:i/>
+          <w:color w:val="000000"/>
+          <w:sz w:val="24"/>
+          <w:szCs w:val="24"/>
+          <w:u w:val="single"/>
+        </w:rPr>
+        <w:t>Ход выполнения работы</w:t>
+      </w:r>
+    </w:p>
+    <w:p>
+      <w:pPr>
+        <w:spacing w:line="240" w:lineRule="auto"/>
+        <w:ind w:left="-567"/>
+        <w:rPr>
+          <w:rFonts w:ascii="Times New Roman" w:hAnsi="Times New Roman" w:cs="Times New Roman"/>
+          <w:bCs/>
+          <w:iCs/>
+          <w:color w:val="000000"/>
+          <w:sz w:val="24"/>
+          <w:szCs w:val="24"/>
+        </w:rPr>
+      </w:pPr>
+      <w:r>
+        <w:rPr>
+          <w:rFonts w:ascii="Times New Roman" w:hAnsi="Times New Roman" w:cs="Times New Roman"/>
+          <w:bCs/>
+          <w:iCs/>
+          <w:color w:val="000000"/>
+          <w:sz w:val="24"/>
+          <w:szCs w:val="24"/>
+        </w:rPr>
+        <w:t>1. Клонирование удаленного репозитория</w:t>
+      </w:r>
+    </w:p>
+    <w:p>
+      <w:pPr>
+        <w:spacing w:line="240" w:lineRule="auto"/>
+        <w:ind w:left="-567"/>
+        <w:rPr>
+          <w:rFonts w:ascii="Times New Roman" w:hAnsi="Times New Roman" w:cs="Times New Roman"/>
+          <w:bCs/>
+          <w:iCs/>
+          <w:color w:val="000000"/>
+          <w:sz w:val="24"/>
+          <w:szCs w:val="24"/>
+        </w:rPr>
+      </w:pPr>
+      <w:r>
+        <w:rPr>
+          <w:rFonts w:ascii="Times New Roman" w:hAnsi="Times New Roman" w:cs="Times New Roman"/>
+          <w:bCs/>
+          <w:iCs/>
+          <w:color w:val="000000"/>
+          <w:sz w:val="24"/>
+          <w:szCs w:val="24"/>
+        </w:rPr>
+        <w:t>На первом этапе была создана локальная копия удаленного репозитория Spring_2026. Для этого в командной строке была выполнена команда:</w:t>
+      </w:r>
+      <w:r>
+        <w:rPr>
+          <w:rFonts w:ascii="Times New Roman" w:hAnsi="Times New Roman" w:cs="Times New Roman"/>
+          <w:bCs/>
+          <w:iCs/>
+          <w:color w:val="000000"/>
+          <w:sz w:val="24"/>
+          <w:szCs w:val="24"/>
+        </w:rPr>
+        <w:t xml:space="preserve">                                                                                 </w:t>
+      </w:r>
+    </w:p>
+    <w:p>
+      <w:pPr>
+        <w:spacing w:line="240" w:lineRule="auto"/>
+        <w:ind w:left="-567"/>
+        <w:rPr>
+          <w:rFonts w:ascii="Times New Roman" w:hAnsi="Times New Roman" w:cs="Times New Roman"/>
+          <w:bCs/>
+          <w:i/>
+          <w:color w:val="000000"/>
+          <w:sz w:val="24"/>
+          <w:szCs w:val="24"/>
+        </w:rPr>
+      </w:pPr>
+      <w:r>
+        <w:rPr>
+          <w:rFonts w:ascii="Times New Roman" w:hAnsi="Times New Roman" w:cs="Times New Roman"/>
+          <w:bCs/>
+          <w:i/>
+          <w:color w:val="000000"/>
+          <w:sz w:val="24"/>
+          <w:szCs w:val="24"/>
+          <w:lang w:val="en-US"/>
+        </w:rPr>
+        <w:t>git</w:t>
+      </w:r>
+      <w:r>
+        <w:rPr>
+          <w:rFonts w:ascii="Times New Roman" w:hAnsi="Times New Roman" w:cs="Times New Roman"/>
+          <w:bCs/>
+          <w:i/>
+          <w:color w:val="000000"/>
+          <w:sz w:val="24"/>
+          <w:szCs w:val="24"/>
+        </w:rPr>
+        <w:t xml:space="preserve"> </w:t>
+      </w:r>
+      <w:r>
+        <w:rPr>
+          <w:rFonts w:ascii="Times New Roman" w:hAnsi="Times New Roman" w:cs="Times New Roman"/>
+          <w:bCs/>
+          <w:i/>
+          <w:color w:val="000000"/>
+          <w:sz w:val="24"/>
+          <w:szCs w:val="24"/>
+          <w:lang w:val="en-US"/>
+        </w:rPr>
+        <w:t>clone</w:t>
+      </w:r>
+      <w:r>
+        <w:rPr>
+          <w:rFonts w:ascii="Times New Roman" w:hAnsi="Times New Roman" w:cs="Times New Roman"/>
+          <w:bCs/>
+          <w:i/>
+          <w:color w:val="000000"/>
+          <w:sz w:val="24"/>
+          <w:szCs w:val="24"/>
+        </w:rPr>
+        <w:t xml:space="preserve"> </w:t>
+      </w:r>
+      <w:r>
+        <w:rPr>
+          <w:rFonts w:ascii="Times New Roman" w:hAnsi="Times New Roman" w:cs="Times New Roman"/>
+          <w:bCs/>
+          <w:i/>
+          <w:color w:val="000000"/>
+          <w:sz w:val="24"/>
+          <w:szCs w:val="24"/>
+          <w:lang w:val="en-US"/>
+        </w:rPr>
+        <w:t>https</w:t>
+      </w:r>
+      <w:r>
+        <w:rPr>
+          <w:rFonts w:ascii="Times New Roman" w:hAnsi="Times New Roman" w:cs="Times New Roman"/>
+          <w:bCs/>
+          <w:i/>
+          <w:color w:val="000000"/>
+          <w:sz w:val="24"/>
+          <w:szCs w:val="24"/>
+        </w:rPr>
+        <w:t>://</w:t>
+      </w:r>
+      <w:r>
+        <w:rPr>
+          <w:rFonts w:ascii="Times New Roman" w:hAnsi="Times New Roman" w:cs="Times New Roman"/>
+          <w:bCs/>
+          <w:i/>
+          <w:color w:val="000000"/>
+          <w:sz w:val="24"/>
+          <w:szCs w:val="24"/>
+          <w:lang w:val="en-US"/>
+        </w:rPr>
+        <w:t>github</w:t>
+      </w:r>
+      <w:r>
+        <w:rPr>
+          <w:rFonts w:ascii="Times New Roman" w:hAnsi="Times New Roman" w:cs="Times New Roman"/>
+          <w:bCs/>
+          <w:i/>
+          <w:color w:val="000000"/>
           <w:sz w:val="24"/>
           <w:szCs w:val="24"/>
         </w:rPr>
         <w:t>.</w:t>
       </w:r>
-    </w:p>
-    <w:p>
-      <w:pPr>
-        <w:ind w:left="-567"/>
-        <w:jc w:val="both"/>
-        <w:rPr>
-          <w:rFonts w:ascii="Times New Roman" w:hAnsi="Times New Roman" w:cs="Times New Roman"/>
-          <w:b/>
-          <w:bCs/>
-          <w:sz w:val="24"/>
-          <w:szCs w:val="24"/>
-        </w:rPr>
-      </w:pPr>
-      <w:r>
-        <w:rPr>
-          <w:rFonts w:ascii="Times New Roman" w:hAnsi="Times New Roman" w:cs="Times New Roman"/>
-          <w:b/>
-          <w:bCs/>
-          <w:sz w:val="24"/>
-          <w:szCs w:val="24"/>
-        </w:rPr>
-        <w:t>Цель работы:</w:t>
-      </w:r>
-    </w:p>
-    <w:p>
-      <w:pPr>
-        <w:spacing w:line="240" w:lineRule="auto"/>
-        <w:ind w:left="-567"/>
-        <w:rPr>
-          <w:rFonts w:ascii="Times New Roman" w:hAnsi="Times New Roman" w:cs="Times New Roman"/>
-          <w:color w:val="000000"/>
-          <w:sz w:val="24"/>
-          <w:szCs w:val="24"/>
-        </w:rPr>
-      </w:pPr>
-      <w:r>
-        <w:rPr>
-          <w:rFonts w:ascii="Times New Roman" w:hAnsi="Times New Roman" w:cs="Times New Roman"/>
-          <w:color w:val="000000"/>
-          <w:sz w:val="24"/>
-          <w:szCs w:val="24"/>
-        </w:rPr>
-        <w:t xml:space="preserve">Изучение принципов работы распределенной системы контроля версий </w:t>
-      </w:r>
-      <w:proofErr w:type="spellStart"/>
-      <w:r>
-        <w:rPr>
-          <w:rFonts w:ascii="Times New Roman" w:hAnsi="Times New Roman" w:cs="Times New Roman"/>
-          <w:color w:val="000000"/>
-          <w:sz w:val="24"/>
-          <w:szCs w:val="24"/>
-        </w:rPr>
-        <w:t>Git</w:t>
-      </w:r>
-      <w:proofErr w:type="spellEnd"/>
-      <w:r>
-        <w:rPr>
-          <w:rFonts w:ascii="Times New Roman" w:hAnsi="Times New Roman" w:cs="Times New Roman"/>
-          <w:color w:val="000000"/>
-          <w:sz w:val="24"/>
-          <w:szCs w:val="24"/>
-        </w:rPr>
-        <w:t xml:space="preserve"> и сервиса </w:t>
-      </w:r>
-      <w:proofErr w:type="spellStart"/>
-      <w:r>
-        <w:rPr>
-          <w:rFonts w:ascii="Times New Roman" w:hAnsi="Times New Roman" w:cs="Times New Roman"/>
-          <w:color w:val="000000"/>
-          <w:sz w:val="24"/>
-          <w:szCs w:val="24"/>
-        </w:rPr>
-        <w:t>GitHub</w:t>
-      </w:r>
-      <w:proofErr w:type="spellEnd"/>
-      <w:r>
-        <w:rPr>
-          <w:rFonts w:ascii="Times New Roman" w:hAnsi="Times New Roman" w:cs="Times New Roman"/>
-          <w:color w:val="000000"/>
-          <w:sz w:val="24"/>
-          <w:szCs w:val="24"/>
-        </w:rPr>
-        <w:t xml:space="preserve">. Получение практических навыков создания и клонирования репозиториев, работы с ветками, добавления и фиксации изменений, синхронизации локального и удаленного репозиториев, а также создания Pull </w:t>
-      </w:r>
-      <w:proofErr w:type="spellStart"/>
-      <w:r>
-        <w:rPr>
-          <w:rFonts w:ascii="Times New Roman" w:hAnsi="Times New Roman" w:cs="Times New Roman"/>
-          <w:color w:val="000000"/>
-          <w:sz w:val="24"/>
-          <w:szCs w:val="24"/>
-        </w:rPr>
-        <w:t>Request</w:t>
-      </w:r>
-      <w:proofErr w:type="spellEnd"/>
-      <w:r>
-        <w:rPr>
-          <w:rFonts w:ascii="Times New Roman" w:hAnsi="Times New Roman" w:cs="Times New Roman"/>
-          <w:color w:val="000000"/>
-          <w:sz w:val="24"/>
-          <w:szCs w:val="24"/>
-        </w:rPr>
-        <w:t xml:space="preserve"> для передачи результатов работы в основной репозиторий проекта.</w:t>
-      </w:r>
-    </w:p>
-    <w:p>
-      <w:pPr>
-        <w:spacing w:line="240" w:lineRule="auto"/>
-        <w:ind w:left="-567"/>
-        <w:rPr>
-          <w:rFonts w:ascii="Times New Roman" w:hAnsi="Times New Roman" w:cs="Times New Roman"/>
-          <w:b/>
-          <w:bCs/>
-          <w:color w:val="000000"/>
-          <w:sz w:val="24"/>
-          <w:szCs w:val="24"/>
-        </w:rPr>
-      </w:pPr>
-      <w:r>
-        <w:rPr>
-          <w:rFonts w:ascii="Times New Roman" w:hAnsi="Times New Roman" w:cs="Times New Roman"/>
-          <w:b/>
-          <w:bCs/>
-          <w:color w:val="000000"/>
-          <w:sz w:val="24"/>
-          <w:szCs w:val="24"/>
-        </w:rPr>
-        <w:t xml:space="preserve">Ход работы: </w:t>
-      </w:r>
-    </w:p>
-    <w:p>
-      <w:pPr>
-        <w:spacing w:line="240" w:lineRule="auto"/>
-        <w:ind w:left="-567"/>
-        <w:rPr>
-          <w:rFonts w:ascii="Times New Roman" w:hAnsi="Times New Roman" w:cs="Times New Roman"/>
-          <w:bCs/>
-          <w:i/>
-          <w:color w:val="000000"/>
-          <w:sz w:val="24"/>
-          <w:szCs w:val="24"/>
-          <w:u w:val="single"/>
-        </w:rPr>
-      </w:pPr>
-      <w:r>
-        <w:rPr>
-          <w:rFonts w:ascii="Times New Roman" w:hAnsi="Times New Roman" w:cs="Times New Roman"/>
-          <w:bCs/>
-          <w:i/>
-          <w:color w:val="000000"/>
-          <w:sz w:val="24"/>
-          <w:szCs w:val="24"/>
-          <w:u w:val="single"/>
-        </w:rPr>
-        <w:t>Ход выполнения работы</w:t>
-      </w:r>
-    </w:p>
-    <w:p>
-      <w:pPr>
-        <w:spacing w:line="240" w:lineRule="auto"/>
-        <w:ind w:left="-567"/>
-        <w:rPr>
-          <w:rFonts w:ascii="Times New Roman" w:hAnsi="Times New Roman" w:cs="Times New Roman"/>
-          <w:bCs/>
-          <w:iCs/>
-          <w:color w:val="000000"/>
-          <w:sz w:val="24"/>
-          <w:szCs w:val="24"/>
-        </w:rPr>
-      </w:pPr>
-      <w:r>
-        <w:rPr>
-          <w:rFonts w:ascii="Times New Roman" w:hAnsi="Times New Roman" w:cs="Times New Roman"/>
-          <w:bCs/>
-          <w:iCs/>
-          <w:color w:val="000000"/>
-          <w:sz w:val="24"/>
-          <w:szCs w:val="24"/>
-        </w:rPr>
-        <w:t>1. Клонирование удаленного репозитория</w:t>
-      </w:r>
-    </w:p>
-    <w:p>
-      <w:pPr>
-        <w:spacing w:line="240" w:lineRule="auto"/>
-        <w:ind w:left="-567"/>
-        <w:rPr>
-          <w:rFonts w:ascii="Times New Roman" w:hAnsi="Times New Roman" w:cs="Times New Roman"/>
-          <w:bCs/>
-          <w:iCs/>
-          <w:color w:val="000000"/>
-          <w:sz w:val="24"/>
-          <w:szCs w:val="24"/>
-        </w:rPr>
-      </w:pPr>
-      <w:r>
-        <w:rPr>
-          <w:rFonts w:ascii="Times New Roman" w:hAnsi="Times New Roman" w:cs="Times New Roman"/>
-          <w:bCs/>
-          <w:iCs/>
-          <w:color w:val="000000"/>
-          <w:sz w:val="24"/>
-          <w:szCs w:val="24"/>
-        </w:rPr>
-        <w:t>На первом этапе была создана локальная копия удаленного репозитория Spring_2026. Для этого в командной строке была выполнена команда:</w:t>
-      </w:r>
-      <w:r>
-        <w:rPr>
-          <w:rFonts w:ascii="Times New Roman" w:hAnsi="Times New Roman" w:cs="Times New Roman"/>
-          <w:bCs/>
-          <w:iCs/>
-          <w:color w:val="000000"/>
-          <w:sz w:val="24"/>
-          <w:szCs w:val="24"/>
-        </w:rPr>
-        <w:t xml:space="preserve">                                                                                 </w:t>
-      </w:r>
-    </w:p>
-    <w:p>
-      <w:pPr>
-        <w:spacing w:line="240" w:lineRule="auto"/>
-        <w:ind w:left="-567"/>
+      <w:r>
+        <w:rPr>
+          <w:rFonts w:ascii="Times New Roman" w:hAnsi="Times New Roman" w:cs="Times New Roman"/>
+          <w:bCs/>
+          <w:i/>
+          <w:color w:val="000000"/>
+          <w:sz w:val="24"/>
+          <w:szCs w:val="24"/>
+          <w:lang w:val="en-US"/>
+        </w:rPr>
+        <w:t>com</w:t>
+      </w:r>
+      <w:r>
+        <w:rPr>
+          <w:rFonts w:ascii="Times New Roman" w:hAnsi="Times New Roman" w:cs="Times New Roman"/>
+          <w:bCs/>
+          <w:i/>
+          <w:color w:val="000000"/>
+          <w:sz w:val="24"/>
+          <w:szCs w:val="24"/>
+        </w:rPr>
+        <w:t>/</w:t>
+      </w:r>
+      <w:r>
         <w:rPr>
           <w:rFonts w:ascii="Times New Roman" w:hAnsi="Times New Roman" w:cs="Times New Roman"/>
           <w:bCs/>
@@ -1243,7 +1192,19 @@
           <w:szCs w:val="24"/>
           <w:lang w:val="en-GB"/>
         </w:rPr>
-      </w:pPr>
+        <w:t>MaxReacherII</w:t>
+      </w:r>
+      <w:r>
+        <w:rPr>
+          <w:rFonts w:ascii="Times New Roman" w:hAnsi="Times New Roman" w:cs="Times New Roman"/>
+          <w:bCs/>
+          <w:i/>
+          <w:color w:val="000000"/>
+          <w:sz w:val="24"/>
+          <w:szCs w:val="24"/>
+        </w:rPr>
+        <w:t>/</w:t>
+      </w:r>
       <w:r>
         <w:rPr>
           <w:rFonts w:ascii="Times New Roman" w:hAnsi="Times New Roman" w:cs="Times New Roman"/>
@@ -1254,180 +1215,31 @@
           <w:szCs w:val="24"/>
           <w:lang w:val="en-US"/>
         </w:rPr>
+        <w:t>Spring</w:t>
+      </w:r>
+      <w:r>
+        <w:rPr>
+          <w:rFonts w:ascii="Times New Roman" w:hAnsi="Times New Roman" w:cs="Times New Roman"/>
+          <w:bCs/>
+          <w:i/>
+          <w:color w:val="000000"/>
+          <w:sz w:val="24"/>
+          <w:szCs w:val="24"/>
+        </w:rPr>
+        <w:t>_2026.</w:t>
+      </w:r>
+      <w:r>
+        <w:rPr>
+          <w:rFonts w:ascii="Times New Roman" w:hAnsi="Times New Roman" w:cs="Times New Roman"/>
+          <w:bCs/>
+          <w:i/>
+          <w:color w:val="000000"/>
+          <w:sz w:val="24"/>
+          <w:szCs w:val="24"/>
+          <w:lang w:val="en-US"/>
+        </w:rPr>
         <w:t>git</w:t>
       </w:r>
-      <w:r>
-        <w:rPr>
-          <w:rFonts w:ascii="Times New Roman" w:hAnsi="Times New Roman" w:cs="Times New Roman"/>
-          <w:bCs/>
-          <w:i/>
-          <w:color w:val="000000"/>
-          <w:sz w:val="24"/>
-          <w:szCs w:val="24"/>
-          <w:lang w:val="en-GB"/>
-        </w:rPr>
-        <w:t xml:space="preserve"> </w:t>
-      </w:r>
-      <w:r>
-        <w:rPr>
-          <w:rFonts w:ascii="Times New Roman" w:hAnsi="Times New Roman" w:cs="Times New Roman"/>
-          <w:bCs/>
-          <w:i/>
-          <w:color w:val="000000"/>
-          <w:sz w:val="24"/>
-          <w:szCs w:val="24"/>
-          <w:lang w:val="en-US"/>
-        </w:rPr>
-        <w:t>clone</w:t>
-      </w:r>
-      <w:r>
-        <w:rPr>
-          <w:rFonts w:ascii="Times New Roman" w:hAnsi="Times New Roman" w:cs="Times New Roman"/>
-          <w:bCs/>
-          <w:i/>
-          <w:color w:val="000000"/>
-          <w:sz w:val="24"/>
-          <w:szCs w:val="24"/>
-          <w:lang w:val="en-GB"/>
-        </w:rPr>
-        <w:t xml:space="preserve"> </w:t>
-      </w:r>
-      <w:r>
-        <w:rPr>
-          <w:rFonts w:ascii="Times New Roman" w:hAnsi="Times New Roman" w:cs="Times New Roman"/>
-          <w:bCs/>
-          <w:i/>
-          <w:color w:val="000000"/>
-          <w:sz w:val="24"/>
-          <w:szCs w:val="24"/>
-          <w:lang w:val="en-US"/>
-        </w:rPr>
-        <w:t>https</w:t>
-      </w:r>
-      <w:r>
-        <w:rPr>
-          <w:rFonts w:ascii="Times New Roman" w:hAnsi="Times New Roman" w:cs="Times New Roman"/>
-          <w:bCs/>
-          <w:i/>
-          <w:color w:val="000000"/>
-          <w:sz w:val="24"/>
-          <w:szCs w:val="24"/>
-          <w:lang w:val="en-GB"/>
-        </w:rPr>
-        <w:t>://</w:t>
-      </w:r>
-      <w:proofErr w:type="spellStart"/>
-      <w:r>
-        <w:rPr>
-          <w:rFonts w:ascii="Times New Roman" w:hAnsi="Times New Roman" w:cs="Times New Roman"/>
-          <w:bCs/>
-          <w:i/>
-          <w:color w:val="000000"/>
-          <w:sz w:val="24"/>
-          <w:szCs w:val="24"/>
-          <w:lang w:val="en-US"/>
-        </w:rPr>
-        <w:t>github</w:t>
-      </w:r>
-      <w:proofErr w:type="spellEnd"/>
-      <w:r>
-        <w:rPr>
-          <w:rFonts w:ascii="Times New Roman" w:hAnsi="Times New Roman" w:cs="Times New Roman"/>
-          <w:bCs/>
-          <w:i/>
-          <w:color w:val="000000"/>
-          <w:sz w:val="24"/>
-          <w:szCs w:val="24"/>
-          <w:lang w:val="en-GB"/>
-        </w:rPr>
-        <w:t>.</w:t>
-      </w:r>
-      <w:r>
-        <w:rPr>
-          <w:rFonts w:ascii="Times New Roman" w:hAnsi="Times New Roman" w:cs="Times New Roman"/>
-          <w:bCs/>
-          <w:i/>
-          <w:color w:val="000000"/>
-          <w:sz w:val="24"/>
-          <w:szCs w:val="24"/>
-          <w:lang w:val="en-US"/>
-        </w:rPr>
-        <w:t>com</w:t>
-      </w:r>
-      <w:r>
-        <w:rPr>
-          <w:rFonts w:ascii="Times New Roman" w:hAnsi="Times New Roman" w:cs="Times New Roman"/>
-          <w:bCs/>
-          <w:i/>
-          <w:color w:val="000000"/>
-          <w:sz w:val="24"/>
-          <w:szCs w:val="24"/>
-          <w:lang w:val="en-GB"/>
-        </w:rPr>
-        <w:t>/</w:t>
-      </w:r>
-      <w:proofErr w:type="spellStart"/>
-      <w:r>
-        <w:rPr>
-          <w:rFonts w:ascii="Times New Roman" w:hAnsi="Times New Roman" w:cs="Times New Roman"/>
-          <w:bCs/>
-          <w:i/>
-          <w:color w:val="000000"/>
-          <w:sz w:val="24"/>
-          <w:szCs w:val="24"/>
-          <w:lang w:val="en-GB"/>
-        </w:rPr>
-        <w:t>MaxReacherII</w:t>
-      </w:r>
-      <w:proofErr w:type="spellEnd"/>
-      <w:r>
-        <w:rPr>
-          <w:rFonts w:ascii="Times New Roman" w:hAnsi="Times New Roman" w:cs="Times New Roman"/>
-          <w:bCs/>
-          <w:i/>
-          <w:color w:val="000000"/>
-          <w:sz w:val="24"/>
-          <w:szCs w:val="24"/>
-          <w:lang w:val="en-GB"/>
-        </w:rPr>
-        <w:t>/</w:t>
-      </w:r>
-      <w:r>
-        <w:rPr>
-          <w:rFonts w:ascii="Times New Roman" w:hAnsi="Times New Roman" w:cs="Times New Roman"/>
-          <w:bCs/>
-          <w:i/>
-          <w:color w:val="000000"/>
-          <w:sz w:val="24"/>
-          <w:szCs w:val="24"/>
-          <w:lang w:val="en-US"/>
-        </w:rPr>
-        <w:t>Spring</w:t>
-      </w:r>
-      <w:r>
-        <w:rPr>
-          <w:rFonts w:ascii="Times New Roman" w:hAnsi="Times New Roman" w:cs="Times New Roman"/>
-          <w:bCs/>
-          <w:i/>
-          <w:color w:val="000000"/>
-          <w:sz w:val="24"/>
-          <w:szCs w:val="24"/>
-          <w:lang w:val="en-GB"/>
-        </w:rPr>
-        <w:t>_2026.</w:t>
-      </w:r>
-      <w:r>
-        <w:rPr>
-          <w:rFonts w:ascii="Times New Roman" w:hAnsi="Times New Roman" w:cs="Times New Roman"/>
-          <w:bCs/>
-          <w:i/>
-          <w:color w:val="000000"/>
-          <w:sz w:val="24"/>
-          <w:szCs w:val="24"/>
-          <w:lang w:val="en-US"/>
-        </w:rPr>
-        <w:t>git</w:t>
-      </w:r>
     </w:p>
     <w:p>
       <w:pPr>
@@ -1467,29 +1279,16 @@
           <w:szCs w:val="24"/>
         </w:rPr>
       </w:pPr>
-      <w:proofErr w:type="spellStart"/>
-      <w:r>
-        <w:rPr>
-          <w:rFonts w:ascii="Times New Roman" w:hAnsi="Times New Roman" w:cs="Times New Roman"/>
-          <w:bCs/>
-          <w:i/>
-          <w:color w:val="000000"/>
-          <w:sz w:val="24"/>
-          <w:szCs w:val="24"/>
-        </w:rPr>
-        <w:t>cd</w:t>
-      </w:r>
-      <w:proofErr w:type="spellEnd"/>
-      <w:r>
-        <w:rPr>
-          <w:rFonts w:ascii="Times New Roman" w:hAnsi="Times New Roman" w:cs="Times New Roman"/>
-          <w:bCs/>
-          <w:i/>
-          <w:color w:val="000000"/>
-          <w:sz w:val="24"/>
-          <w:szCs w:val="24"/>
-        </w:rPr>
-        <w:t xml:space="preserve"> Spring_2026</w:t>
+      <w:r>
+        <w:rPr>
+          <w:rFonts w:ascii="Times New Roman" w:hAnsi="Times New Roman" w:cs="Times New Roman"/>
+          <w:bCs/>
+          <w:i/>
+          <w:color w:val="000000"/>
+          <w:sz w:val="24"/>
+          <w:szCs w:val="24"/>
+        </w:rPr>
+        <w:t>cd Spring_2026</w:t>
       </w:r>
     </w:p>
     <w:p>
@@ -1884,261 +1683,801 @@
           <w:szCs w:val="24"/>
         </w:rPr>
       </w:pPr>
-      <w:proofErr w:type="spellStart"/>
-      <w:r>
-        <w:rPr>
-          <w:rFonts w:ascii="Times New Roman" w:hAnsi="Times New Roman" w:cs="Times New Roman"/>
-          <w:bCs/>
-          <w:i/>
-          <w:color w:val="000000"/>
-          <w:sz w:val="24"/>
-          <w:szCs w:val="24"/>
+      <w:r>
+        <w:rPr>
+          <w:rFonts w:ascii="Times New Roman" w:hAnsi="Times New Roman" w:cs="Times New Roman"/>
+          <w:bCs/>
+          <w:i/>
+          <w:color w:val="000000"/>
+          <w:sz w:val="24"/>
+          <w:szCs w:val="24"/>
+        </w:rPr>
+        <w:t>git status</w:t>
+      </w:r>
+    </w:p>
+    <w:p>
+      <w:pPr>
+        <w:spacing w:line="240" w:lineRule="auto"/>
+        <w:ind w:left="-567"/>
+        <w:rPr>
+          <w:rFonts w:ascii="Times New Roman" w:hAnsi="Times New Roman" w:cs="Times New Roman"/>
+          <w:bCs/>
+          <w:iCs/>
+          <w:color w:val="000000"/>
+          <w:sz w:val="24"/>
+          <w:szCs w:val="24"/>
+        </w:rPr>
+      </w:pPr>
+      <w:r>
+        <w:rPr>
+          <w:rFonts w:ascii="Times New Roman" w:hAnsi="Times New Roman" w:cs="Times New Roman"/>
+          <w:bCs/>
+          <w:iCs/>
+          <w:color w:val="000000"/>
+          <w:sz w:val="24"/>
+          <w:szCs w:val="24"/>
+        </w:rPr>
+        <w:t>После этого все новые файлы были добавлены в индекс Git командой:</w:t>
+      </w:r>
+    </w:p>
+    <w:p>
+      <w:pPr>
+        <w:spacing w:line="240" w:lineRule="auto"/>
+        <w:ind w:left="-567"/>
+        <w:rPr>
+          <w:rFonts w:ascii="Times New Roman" w:hAnsi="Times New Roman" w:cs="Times New Roman"/>
+          <w:bCs/>
+          <w:i/>
+          <w:color w:val="000000"/>
+          <w:sz w:val="24"/>
+          <w:szCs w:val="24"/>
+        </w:rPr>
+      </w:pPr>
+      <w:r>
+        <w:rPr>
+          <w:rFonts w:ascii="Times New Roman" w:hAnsi="Times New Roman" w:cs="Times New Roman"/>
+          <w:bCs/>
+          <w:i/>
+          <w:color w:val="000000"/>
+          <w:sz w:val="24"/>
+          <w:szCs w:val="24"/>
+        </w:rPr>
+        <w:t>git add</w:t>
+      </w:r>
+    </w:p>
+    <w:p>
+      <w:pPr>
+        <w:spacing w:line="240" w:lineRule="auto"/>
+        <w:ind w:left="-567"/>
+        <w:rPr>
+          <w:rFonts w:ascii="Times New Roman" w:hAnsi="Times New Roman" w:cs="Times New Roman"/>
+          <w:bCs/>
+          <w:iCs/>
+          <w:color w:val="000000"/>
+          <w:sz w:val="24"/>
+          <w:szCs w:val="24"/>
+        </w:rPr>
+      </w:pPr>
+      <w:r>
+        <w:rPr>
+          <w:rFonts w:ascii="Times New Roman" w:hAnsi="Times New Roman" w:cs="Times New Roman"/>
+          <w:bCs/>
+          <w:iCs/>
+          <w:color w:val="000000"/>
+          <w:sz w:val="24"/>
+          <w:szCs w:val="24"/>
+        </w:rPr>
+        <w:t>Индексация позволяет указать Git, какие именно файлы должны быть включены в следующий коммит.</w:t>
+      </w:r>
+    </w:p>
+    <w:p>
+      <w:pPr>
+        <w:spacing w:line="240" w:lineRule="auto"/>
+        <w:ind w:left="-567"/>
+        <w:rPr>
+          <w:rFonts w:ascii="Times New Roman" w:hAnsi="Times New Roman" w:cs="Times New Roman"/>
+          <w:bCs/>
+          <w:iCs/>
+          <w:color w:val="000000"/>
+          <w:sz w:val="24"/>
+          <w:szCs w:val="24"/>
+        </w:rPr>
+      </w:pPr>
+    </w:p>
+    <w:p>
+      <w:pPr>
+        <w:spacing w:line="240" w:lineRule="auto"/>
+        <w:ind w:left="-567"/>
+        <w:rPr>
+          <w:rFonts w:ascii="Times New Roman" w:hAnsi="Times New Roman" w:cs="Times New Roman"/>
+          <w:bCs/>
+          <w:iCs/>
+          <w:color w:val="000000"/>
+          <w:sz w:val="24"/>
+          <w:szCs w:val="24"/>
+        </w:rPr>
+      </w:pPr>
+      <w:r>
+        <w:rPr>
+          <w:rFonts w:ascii="Times New Roman" w:hAnsi="Times New Roman" w:cs="Times New Roman"/>
+          <w:bCs/>
+          <w:iCs/>
+          <w:color w:val="000000"/>
+          <w:sz w:val="24"/>
+          <w:szCs w:val="24"/>
+        </w:rPr>
+        <w:t>4. Создание коммита</w:t>
+      </w:r>
+    </w:p>
+    <w:p>
+      <w:pPr>
+        <w:spacing w:line="240" w:lineRule="auto"/>
+        <w:ind w:left="-567"/>
+        <w:rPr>
+          <w:rFonts w:ascii="Times New Roman" w:hAnsi="Times New Roman" w:cs="Times New Roman"/>
+          <w:bCs/>
+          <w:iCs/>
+          <w:color w:val="000000"/>
+          <w:sz w:val="24"/>
+          <w:szCs w:val="24"/>
+        </w:rPr>
+      </w:pPr>
+      <w:r>
+        <w:rPr>
+          <w:rFonts w:ascii="Times New Roman" w:hAnsi="Times New Roman" w:cs="Times New Roman"/>
+          <w:bCs/>
+          <w:iCs/>
+          <w:color w:val="000000"/>
+          <w:sz w:val="24"/>
+          <w:szCs w:val="24"/>
+        </w:rPr>
+        <w:t>После добавления файлов был создан коммит со следующим сообщением:</w:t>
+      </w:r>
+    </w:p>
+    <w:p>
+      <w:pPr>
+        <w:spacing w:line="240" w:lineRule="auto"/>
+        <w:ind w:left="-567"/>
+        <w:rPr>
+          <w:rFonts w:ascii="Times New Roman" w:hAnsi="Times New Roman" w:cs="Times New Roman"/>
+          <w:bCs/>
+          <w:i/>
+          <w:color w:val="000000"/>
+          <w:sz w:val="24"/>
+          <w:szCs w:val="24"/>
+          <w:lang w:val="en-US"/>
+        </w:rPr>
+      </w:pPr>
+      <w:r>
+        <w:rPr>
+          <w:rFonts w:ascii="Times New Roman" w:hAnsi="Times New Roman" w:cs="Times New Roman"/>
+          <w:bCs/>
+          <w:i/>
+          <w:color w:val="000000"/>
+          <w:sz w:val="24"/>
+          <w:szCs w:val="24"/>
+          <w:lang w:val="en-US"/>
+        </w:rPr>
+        <w:t>git commit -m "Add lab reports Lr1 and Lr2"</w:t>
+      </w:r>
+    </w:p>
+    <w:p>
+      <w:pPr>
+        <w:spacing w:line="240" w:lineRule="auto"/>
+        <w:ind w:left="-567"/>
+        <w:rPr>
+          <w:rFonts w:ascii="Times New Roman" w:hAnsi="Times New Roman" w:cs="Times New Roman"/>
+          <w:bCs/>
+          <w:iCs/>
+          <w:color w:val="000000"/>
+          <w:sz w:val="24"/>
+          <w:szCs w:val="24"/>
+        </w:rPr>
+      </w:pPr>
+      <w:r>
+        <w:rPr>
+          <w:rFonts w:ascii="Times New Roman" w:hAnsi="Times New Roman" w:cs="Times New Roman"/>
+          <w:bCs/>
+          <w:iCs/>
+          <w:color w:val="000000"/>
+          <w:sz w:val="24"/>
+          <w:szCs w:val="24"/>
+        </w:rPr>
+        <w:t>В результате был сформирован снимок текущего состояния проекта, содержащий 30 файлов и более 1700 строк изменений.</w:t>
+      </w:r>
+    </w:p>
+    <w:p>
+      <w:pPr>
+        <w:spacing w:line="240" w:lineRule="auto"/>
+        <w:ind w:left="-567"/>
+        <w:rPr>
+          <w:rFonts w:ascii="Times New Roman" w:hAnsi="Times New Roman" w:cs="Times New Roman"/>
+          <w:bCs/>
+          <w:iCs/>
+          <w:color w:val="000000"/>
+          <w:sz w:val="24"/>
+          <w:szCs w:val="24"/>
+        </w:rPr>
+      </w:pPr>
+      <w:r>
+        <w:rPr>
+          <w:rFonts w:ascii="Times New Roman" w:hAnsi="Times New Roman" w:cs="Times New Roman"/>
+          <w:bCs/>
+          <w:iCs/>
+          <w:color w:val="000000"/>
+          <w:sz w:val="24"/>
+          <w:szCs w:val="24"/>
+        </w:rPr>
+        <w:t>Коммит позволяет сохранить промежуточный результат работы и при необходимости вернуться к нему в дальнейшем.</w:t>
+      </w:r>
+    </w:p>
+    <w:p>
+      <w:pPr>
+        <w:spacing w:line="240" w:lineRule="auto"/>
+        <w:rPr>
+          <w:rFonts w:ascii="Times New Roman" w:hAnsi="Times New Roman" w:cs="Times New Roman"/>
+          <w:bCs/>
+          <w:iCs/>
+          <w:color w:val="000000"/>
+          <w:sz w:val="24"/>
+          <w:szCs w:val="24"/>
+        </w:rPr>
+      </w:pPr>
+    </w:p>
+    <w:p>
+      <w:pPr>
+        <w:spacing w:line="240" w:lineRule="auto"/>
+        <w:ind w:left="-567"/>
+        <w:rPr>
+          <w:rFonts w:ascii="Times New Roman" w:hAnsi="Times New Roman" w:cs="Times New Roman"/>
+          <w:bCs/>
+          <w:iCs/>
+          <w:color w:val="000000"/>
+          <w:sz w:val="24"/>
+          <w:szCs w:val="24"/>
+        </w:rPr>
+      </w:pPr>
+      <w:r>
+        <w:rPr>
+          <w:rFonts w:ascii="Times New Roman" w:hAnsi="Times New Roman" w:cs="Times New Roman"/>
+          <w:bCs/>
+          <w:iCs/>
+          <w:color w:val="000000"/>
+          <w:sz w:val="24"/>
+          <w:szCs w:val="24"/>
+        </w:rPr>
+        <w:t>5. Отправка изменений в удаленный репозиторий</w:t>
+      </w:r>
+    </w:p>
+    <w:p>
+      <w:pPr>
+        <w:spacing w:line="240" w:lineRule="auto"/>
+        <w:ind w:left="-567"/>
+        <w:rPr>
+          <w:rFonts w:ascii="Times New Roman" w:hAnsi="Times New Roman" w:cs="Times New Roman"/>
+          <w:bCs/>
+          <w:iCs/>
+          <w:color w:val="000000"/>
+          <w:sz w:val="24"/>
+          <w:szCs w:val="24"/>
+        </w:rPr>
+      </w:pPr>
+      <w:r>
+        <w:rPr>
+          <w:rFonts w:ascii="Times New Roman" w:hAnsi="Times New Roman" w:cs="Times New Roman"/>
+          <w:bCs/>
+          <w:iCs/>
+          <w:color w:val="000000"/>
+          <w:sz w:val="24"/>
+          <w:szCs w:val="24"/>
+        </w:rPr>
+        <w:t>Для публикации локальных изменений на GitHub была выполнена команда:</w:t>
+      </w:r>
+    </w:p>
+    <w:p>
+      <w:pPr>
+        <w:spacing w:line="240" w:lineRule="auto"/>
+        <w:ind w:left="-567"/>
+        <w:rPr>
+          <w:rFonts w:ascii="Times New Roman" w:hAnsi="Times New Roman" w:cs="Times New Roman"/>
+          <w:bCs/>
+          <w:i/>
+          <w:color w:val="000000"/>
+          <w:sz w:val="24"/>
+          <w:szCs w:val="24"/>
+          <w:lang w:val="en-US"/>
+        </w:rPr>
+      </w:pPr>
+      <w:r>
+        <w:rPr>
+          <w:rFonts w:ascii="Times New Roman" w:hAnsi="Times New Roman" w:cs="Times New Roman"/>
+          <w:bCs/>
+          <w:i/>
+          <w:color w:val="000000"/>
+          <w:sz w:val="24"/>
+          <w:szCs w:val="24"/>
+          <w:lang w:val="en-US"/>
+        </w:rPr>
+        <w:t xml:space="preserve">git push --set-upstream origin </w:t>
+      </w:r>
+      <w:r>
+        <w:rPr>
+          <w:rFonts w:ascii="Times New Roman" w:hAnsi="Times New Roman" w:cs="Times New Roman"/>
+          <w:bCs/>
+          <w:i/>
+          <w:color w:val="000000"/>
+          <w:sz w:val="24"/>
+          <w:szCs w:val="24"/>
+          <w:lang w:val="en-US"/>
+        </w:rPr>
+        <w:t>Chernykh</w:t>
+      </w:r>
+      <w:r>
+        <w:rPr>
+          <w:rFonts w:ascii="Times New Roman" w:hAnsi="Times New Roman" w:cs="Times New Roman"/>
+          <w:bCs/>
+          <w:i/>
+          <w:color w:val="000000"/>
+          <w:sz w:val="24"/>
+          <w:szCs w:val="24"/>
+          <w:lang w:val="en-US"/>
+        </w:rPr>
+        <w:t>_</w:t>
+      </w:r>
+      <w:r>
+        <w:rPr>
+          <w:rFonts w:ascii="Times New Roman" w:hAnsi="Times New Roman" w:cs="Times New Roman"/>
+          <w:bCs/>
+          <w:i/>
+          <w:color w:val="000000"/>
+          <w:sz w:val="24"/>
+          <w:szCs w:val="24"/>
+          <w:lang w:val="en-US"/>
+        </w:rPr>
+        <w:t>M_A</w:t>
+      </w:r>
+      <w:r>
+        <w:rPr>
+          <w:rFonts w:ascii="Times New Roman" w:hAnsi="Times New Roman" w:cs="Times New Roman"/>
+          <w:bCs/>
+          <w:i/>
+          <w:color w:val="000000"/>
+          <w:sz w:val="24"/>
+          <w:szCs w:val="24"/>
+          <w:lang w:val="en-US"/>
+        </w:rPr>
+        <w:t xml:space="preserve"> </w:t>
+      </w:r>
+      <w:r>
+        <w:rPr>
+          <w:rFonts w:ascii="Times New Roman" w:hAnsi="Times New Roman" w:cs="Times New Roman"/>
+          <w:bCs/>
+          <w:i/>
+          <w:color w:val="000000"/>
+          <w:sz w:val="24"/>
+          <w:szCs w:val="24"/>
+          <w:lang w:val="en-US"/>
+        </w:rPr>
+        <w:t>_25POz</w:t>
+      </w:r>
+    </w:p>
+    <w:p>
+      <w:pPr>
+        <w:spacing w:line="240" w:lineRule="auto"/>
+        <w:ind w:left="-567"/>
+        <w:rPr>
+          <w:rFonts w:ascii="Times New Roman" w:hAnsi="Times New Roman" w:cs="Times New Roman"/>
+          <w:bCs/>
+          <w:iCs/>
+          <w:color w:val="000000"/>
+          <w:sz w:val="24"/>
+          <w:szCs w:val="24"/>
+        </w:rPr>
+      </w:pPr>
+      <w:r>
+        <w:rPr>
+          <w:rFonts w:ascii="Times New Roman" w:hAnsi="Times New Roman" w:cs="Times New Roman"/>
+          <w:bCs/>
+          <w:iCs/>
+          <w:color w:val="000000"/>
+          <w:sz w:val="24"/>
+          <w:szCs w:val="24"/>
+        </w:rPr>
+        <w:t>При выполнении команды была выполнена авторизация через браузер GitHub, после чего ветка была успешно создана на удаленном сервере.</w:t>
+      </w:r>
+    </w:p>
+    <w:p>
+      <w:pPr>
+        <w:spacing w:line="240" w:lineRule="auto"/>
+        <w:ind w:left="-567"/>
+        <w:rPr>
+          <w:rFonts w:ascii="Times New Roman" w:hAnsi="Times New Roman" w:cs="Times New Roman"/>
+          <w:bCs/>
+          <w:iCs/>
+          <w:color w:val="000000"/>
+          <w:sz w:val="24"/>
+          <w:szCs w:val="24"/>
+        </w:rPr>
+      </w:pPr>
+      <w:r>
+        <w:rPr>
+          <w:rFonts w:ascii="Times New Roman" w:hAnsi="Times New Roman" w:cs="Times New Roman"/>
+          <w:bCs/>
+          <w:iCs/>
+          <w:color w:val="000000"/>
+          <w:sz w:val="24"/>
+          <w:szCs w:val="24"/>
+        </w:rPr>
+        <w:t>После завершения операции Git сообщил об успешной отправке всех объектов и автоматической привязке локальной ветки к удаленной.</w:t>
+      </w:r>
+    </w:p>
+    <w:p>
+      <w:pPr>
+        <w:spacing w:line="240" w:lineRule="auto"/>
+        <w:ind w:left="-567"/>
+        <w:rPr>
+          <w:rFonts w:ascii="Times New Roman" w:hAnsi="Times New Roman" w:cs="Times New Roman"/>
+          <w:bCs/>
+          <w:iCs/>
+          <w:color w:val="000000"/>
+          <w:sz w:val="24"/>
+          <w:szCs w:val="24"/>
+        </w:rPr>
+      </w:pPr>
+    </w:p>
+    <w:p>
+      <w:pPr>
+        <w:spacing w:line="240" w:lineRule="auto"/>
+        <w:ind w:left="-567"/>
+        <w:rPr>
+          <w:rFonts w:ascii="Times New Roman" w:hAnsi="Times New Roman" w:cs="Times New Roman"/>
+          <w:bCs/>
+          <w:iCs/>
+          <w:color w:val="000000"/>
+          <w:sz w:val="24"/>
+          <w:szCs w:val="24"/>
+        </w:rPr>
+      </w:pPr>
+      <w:r>
+        <w:rPr>
+          <w:rFonts w:ascii="Times New Roman" w:hAnsi="Times New Roman" w:cs="Times New Roman"/>
+          <w:bCs/>
+          <w:iCs/>
+          <w:color w:val="000000"/>
+          <w:sz w:val="24"/>
+          <w:szCs w:val="24"/>
+        </w:rPr>
+        <w:t>6</w:t>
+      </w:r>
+      <w:r>
+        <w:rPr>
+          <w:rFonts w:ascii="Times New Roman" w:hAnsi="Times New Roman" w:cs="Times New Roman"/>
+          <w:bCs/>
+          <w:iCs/>
+          <w:color w:val="000000"/>
+          <w:sz w:val="24"/>
+          <w:szCs w:val="24"/>
+        </w:rPr>
+        <w:t xml:space="preserve"> </w:t>
+      </w:r>
+      <w:r>
+        <w:rPr>
+          <w:rFonts w:ascii="Times New Roman" w:hAnsi="Times New Roman" w:cs="Times New Roman"/>
+          <w:bCs/>
+          <w:iCs/>
+          <w:color w:val="000000"/>
+          <w:sz w:val="24"/>
+          <w:szCs w:val="24"/>
+        </w:rPr>
+        <w:t>Устранение конфликтов.</w:t>
+      </w:r>
+    </w:p>
+    <w:p>
+      <w:pPr>
+        <w:spacing w:line="240" w:lineRule="auto"/>
+        <w:ind w:left="-567"/>
+        <w:rPr>
+          <w:rFonts w:ascii="Times New Roman" w:hAnsi="Times New Roman" w:cs="Times New Roman"/>
+          <w:bCs/>
+          <w:iCs/>
+          <w:color w:val="000000"/>
+          <w:sz w:val="24"/>
+          <w:szCs w:val="24"/>
+        </w:rPr>
+      </w:pPr>
+      <w:r>
+        <w:rPr>
+          <w:rFonts w:ascii="Times New Roman" w:hAnsi="Times New Roman" w:cs="Times New Roman"/>
+          <w:bCs/>
+          <w:iCs/>
+          <w:color w:val="000000"/>
+          <w:sz w:val="24"/>
+          <w:szCs w:val="24"/>
+        </w:rPr>
+        <w:t>После выполнения шага</w:t>
+      </w:r>
+      <w:r>
+        <w:rPr>
+          <w:rFonts w:ascii="Times New Roman" w:hAnsi="Times New Roman" w:cs="Times New Roman"/>
+          <w:bCs/>
+          <w:iCs/>
+          <w:color w:val="000000"/>
+          <w:sz w:val="24"/>
+          <w:szCs w:val="24"/>
+        </w:rPr>
+        <w:t xml:space="preserve"> 5, был создан файл</w:t>
+      </w:r>
+      <w:r>
+        <w:rPr>
+          <w:rFonts w:ascii="Times New Roman" w:hAnsi="Times New Roman" w:cs="Times New Roman"/>
+          <w:bCs/>
+          <w:iCs/>
+          <w:color w:val="000000"/>
+          <w:sz w:val="24"/>
+          <w:szCs w:val="24"/>
+        </w:rPr>
+        <w:t xml:space="preserve"> </w:t>
+      </w:r>
+      <w:r>
+        <w:rPr>
+          <w:rFonts w:ascii="Times New Roman" w:hAnsi="Times New Roman" w:cs="Times New Roman"/>
+          <w:bCs/>
+          <w:iCs/>
+          <w:color w:val="000000"/>
+          <w:sz w:val="24"/>
+          <w:szCs w:val="24"/>
+          <w:lang w:val="en-GB"/>
+        </w:rPr>
+        <w:t>test</w:t>
+      </w:r>
+      <w:r>
+        <w:rPr>
+          <w:rFonts w:ascii="Times New Roman" w:hAnsi="Times New Roman" w:cs="Times New Roman"/>
+          <w:bCs/>
+          <w:iCs/>
+          <w:color w:val="000000"/>
+          <w:sz w:val="24"/>
+          <w:szCs w:val="24"/>
+        </w:rPr>
+        <w:t>.</w:t>
+      </w:r>
+      <w:r>
+        <w:rPr>
+          <w:rFonts w:ascii="Times New Roman" w:hAnsi="Times New Roman" w:cs="Times New Roman"/>
+          <w:bCs/>
+          <w:iCs/>
+          <w:color w:val="000000"/>
+          <w:sz w:val="24"/>
+          <w:szCs w:val="24"/>
+          <w:lang w:val="en-GB"/>
+        </w:rPr>
+        <w:t>txt</w:t>
+      </w:r>
+      <w:r>
+        <w:rPr>
+          <w:rFonts w:ascii="Times New Roman" w:hAnsi="Times New Roman" w:cs="Times New Roman"/>
+          <w:bCs/>
+          <w:iCs/>
+          <w:color w:val="000000"/>
+          <w:sz w:val="24"/>
+          <w:szCs w:val="24"/>
+        </w:rPr>
+        <w:t xml:space="preserve">, в него записан некий текст. Далее, в удаленном репозитории были сделаны изменения в этом файле, сделан коммит. В локальном репозитории, не выполняя команды </w:t>
+      </w:r>
+      <w:r>
+        <w:rPr>
+          <w:rFonts w:ascii="Times New Roman" w:hAnsi="Times New Roman" w:cs="Times New Roman"/>
+          <w:bCs/>
+          <w:iCs/>
+          <w:color w:val="000000"/>
+          <w:sz w:val="24"/>
+          <w:szCs w:val="24"/>
+          <w:lang w:val="en-GB"/>
         </w:rPr>
         <w:t>git</w:t>
       </w:r>
-      <w:proofErr w:type="spellEnd"/>
-      <w:r>
-        <w:rPr>
-          <w:rFonts w:ascii="Times New Roman" w:hAnsi="Times New Roman" w:cs="Times New Roman"/>
-          <w:bCs/>
-          <w:i/>
+      <w:r>
+        <w:rPr>
+          <w:rFonts w:ascii="Times New Roman" w:hAnsi="Times New Roman" w:cs="Times New Roman"/>
+          <w:bCs/>
+          <w:iCs/>
           <w:color w:val="000000"/>
           <w:sz w:val="24"/>
           <w:szCs w:val="24"/>
         </w:rPr>
         <w:t xml:space="preserve"> </w:t>
       </w:r>
-      <w:proofErr w:type="spellStart"/>
-      <w:r>
-        <w:rPr>
-          <w:rFonts w:ascii="Times New Roman" w:hAnsi="Times New Roman" w:cs="Times New Roman"/>
-          <w:bCs/>
-          <w:i/>
-          <w:color w:val="000000"/>
-          <w:sz w:val="24"/>
-          <w:szCs w:val="24"/>
-        </w:rPr>
-        <w:t>status</w:t>
-      </w:r>
-      <w:proofErr w:type="spellEnd"/>
-    </w:p>
-    <w:p>
-      <w:pPr>
-        <w:spacing w:line="240" w:lineRule="auto"/>
-        <w:ind w:left="-567"/>
-        <w:rPr>
-          <w:rFonts w:ascii="Times New Roman" w:hAnsi="Times New Roman" w:cs="Times New Roman"/>
-          <w:bCs/>
-          <w:iCs/>
-          <w:color w:val="000000"/>
-          <w:sz w:val="24"/>
-          <w:szCs w:val="24"/>
-        </w:rPr>
-      </w:pPr>
-      <w:r>
-        <w:rPr>
-          <w:rFonts w:ascii="Times New Roman" w:hAnsi="Times New Roman" w:cs="Times New Roman"/>
-          <w:bCs/>
-          <w:iCs/>
-          <w:color w:val="000000"/>
-          <w:sz w:val="24"/>
-          <w:szCs w:val="24"/>
-        </w:rPr>
-        <w:t xml:space="preserve">После этого все новые файлы были добавлены в индекс </w:t>
-      </w:r>
-      <w:proofErr w:type="spellStart"/>
-      <w:r>
-        <w:rPr>
-          <w:rFonts w:ascii="Times New Roman" w:hAnsi="Times New Roman" w:cs="Times New Roman"/>
-          <w:bCs/>
-          <w:iCs/>
-          <w:color w:val="000000"/>
-          <w:sz w:val="24"/>
-          <w:szCs w:val="24"/>
-        </w:rPr>
-        <w:t>Git</w:t>
-      </w:r>
-      <w:proofErr w:type="spellEnd"/>
-      <w:r>
-        <w:rPr>
-          <w:rFonts w:ascii="Times New Roman" w:hAnsi="Times New Roman" w:cs="Times New Roman"/>
-          <w:bCs/>
-          <w:iCs/>
-          <w:color w:val="000000"/>
-          <w:sz w:val="24"/>
-          <w:szCs w:val="24"/>
-        </w:rPr>
-        <w:t xml:space="preserve"> командой:</w:t>
-      </w:r>
-    </w:p>
-    <w:p>
-      <w:pPr>
-        <w:spacing w:line="240" w:lineRule="auto"/>
-        <w:ind w:left="-567"/>
-        <w:rPr>
-          <w:rFonts w:ascii="Times New Roman" w:hAnsi="Times New Roman" w:cs="Times New Roman"/>
-          <w:bCs/>
-          <w:i/>
-          <w:color w:val="000000"/>
-          <w:sz w:val="24"/>
-          <w:szCs w:val="24"/>
-        </w:rPr>
-      </w:pPr>
-      <w:proofErr w:type="spellStart"/>
-      <w:r>
-        <w:rPr>
-          <w:rFonts w:ascii="Times New Roman" w:hAnsi="Times New Roman" w:cs="Times New Roman"/>
-          <w:bCs/>
-          <w:i/>
-          <w:color w:val="000000"/>
-          <w:sz w:val="24"/>
-          <w:szCs w:val="24"/>
+      <w:r>
+        <w:rPr>
+          <w:rFonts w:ascii="Times New Roman" w:hAnsi="Times New Roman" w:cs="Times New Roman"/>
+          <w:bCs/>
+          <w:iCs/>
+          <w:color w:val="000000"/>
+          <w:sz w:val="24"/>
+          <w:szCs w:val="24"/>
+          <w:lang w:val="en-GB"/>
+        </w:rPr>
+        <w:t>pull</w:t>
+      </w:r>
+      <w:r>
+        <w:rPr>
+          <w:rFonts w:ascii="Times New Roman" w:hAnsi="Times New Roman" w:cs="Times New Roman"/>
+          <w:bCs/>
+          <w:iCs/>
+          <w:color w:val="000000"/>
+          <w:sz w:val="24"/>
+          <w:szCs w:val="24"/>
+        </w:rPr>
+        <w:t xml:space="preserve">, находясь в той же ветке, были сделаны изменения в том же файле, на той же строке, а затем выполнен коммит изменений. Затем, при выполнении команды </w:t>
+      </w:r>
+      <w:r>
+        <w:rPr>
+          <w:rFonts w:ascii="Times New Roman" w:hAnsi="Times New Roman" w:cs="Times New Roman"/>
+          <w:bCs/>
+          <w:iCs/>
+          <w:color w:val="000000"/>
+          <w:sz w:val="24"/>
+          <w:szCs w:val="24"/>
+          <w:lang w:val="en-GB"/>
         </w:rPr>
         <w:t>git</w:t>
       </w:r>
-      <w:proofErr w:type="spellEnd"/>
-      <w:r>
-        <w:rPr>
-          <w:rFonts w:ascii="Times New Roman" w:hAnsi="Times New Roman" w:cs="Times New Roman"/>
-          <w:bCs/>
-          <w:i/>
+      <w:r>
+        <w:rPr>
+          <w:rFonts w:ascii="Times New Roman" w:hAnsi="Times New Roman" w:cs="Times New Roman"/>
+          <w:bCs/>
+          <w:iCs/>
           <w:color w:val="000000"/>
           <w:sz w:val="24"/>
           <w:szCs w:val="24"/>
         </w:rPr>
         <w:t xml:space="preserve"> </w:t>
       </w:r>
-      <w:proofErr w:type="spellStart"/>
-      <w:r>
-        <w:rPr>
-          <w:rFonts w:ascii="Times New Roman" w:hAnsi="Times New Roman" w:cs="Times New Roman"/>
-          <w:bCs/>
-          <w:i/>
-          <w:color w:val="000000"/>
-          <w:sz w:val="24"/>
-          <w:szCs w:val="24"/>
-        </w:rPr>
-        <w:t>add</w:t>
-      </w:r>
-      <w:proofErr w:type="spellEnd"/>
-    </w:p>
-    <w:p>
-      <w:pPr>
-        <w:spacing w:line="240" w:lineRule="auto"/>
-        <w:ind w:left="-567"/>
-        <w:rPr>
-          <w:rFonts w:ascii="Times New Roman" w:hAnsi="Times New Roman" w:cs="Times New Roman"/>
-          <w:bCs/>
-          <w:iCs/>
-          <w:color w:val="000000"/>
-          <w:sz w:val="24"/>
-          <w:szCs w:val="24"/>
-        </w:rPr>
-      </w:pPr>
-      <w:r>
-        <w:rPr>
-          <w:rFonts w:ascii="Times New Roman" w:hAnsi="Times New Roman" w:cs="Times New Roman"/>
-          <w:bCs/>
-          <w:iCs/>
-          <w:color w:val="000000"/>
-          <w:sz w:val="24"/>
-          <w:szCs w:val="24"/>
-        </w:rPr>
-        <w:t xml:space="preserve">Индексация позволяет указать </w:t>
-      </w:r>
-      <w:proofErr w:type="spellStart"/>
-      <w:r>
-        <w:rPr>
-          <w:rFonts w:ascii="Times New Roman" w:hAnsi="Times New Roman" w:cs="Times New Roman"/>
-          <w:bCs/>
-          <w:iCs/>
-          <w:color w:val="000000"/>
-          <w:sz w:val="24"/>
-          <w:szCs w:val="24"/>
-        </w:rPr>
-        <w:t>Git</w:t>
-      </w:r>
-      <w:proofErr w:type="spellEnd"/>
-      <w:r>
-        <w:rPr>
-          <w:rFonts w:ascii="Times New Roman" w:hAnsi="Times New Roman" w:cs="Times New Roman"/>
-          <w:bCs/>
-          <w:iCs/>
-          <w:color w:val="000000"/>
-          <w:sz w:val="24"/>
-          <w:szCs w:val="24"/>
-        </w:rPr>
-        <w:t>, какие именно файлы должны быть включены в следующий коммит.</w:t>
-      </w:r>
-    </w:p>
-    <w:p>
-      <w:pPr>
-        <w:spacing w:line="240" w:lineRule="auto"/>
-        <w:ind w:left="-567"/>
-        <w:rPr>
-          <w:rFonts w:ascii="Times New Roman" w:hAnsi="Times New Roman" w:cs="Times New Roman"/>
-          <w:bCs/>
-          <w:iCs/>
-          <w:color w:val="000000"/>
-          <w:sz w:val="24"/>
-          <w:szCs w:val="24"/>
-        </w:rPr>
-      </w:pPr>
-    </w:p>
-    <w:p>
-      <w:pPr>
-        <w:spacing w:line="240" w:lineRule="auto"/>
-        <w:ind w:left="-567"/>
-        <w:rPr>
-          <w:rFonts w:ascii="Times New Roman" w:hAnsi="Times New Roman" w:cs="Times New Roman"/>
-          <w:bCs/>
-          <w:iCs/>
-          <w:color w:val="000000"/>
-          <w:sz w:val="24"/>
-          <w:szCs w:val="24"/>
-        </w:rPr>
-      </w:pPr>
-      <w:r>
-        <w:rPr>
-          <w:rFonts w:ascii="Times New Roman" w:hAnsi="Times New Roman" w:cs="Times New Roman"/>
-          <w:bCs/>
-          <w:iCs/>
-          <w:color w:val="000000"/>
-          <w:sz w:val="24"/>
-          <w:szCs w:val="24"/>
-        </w:rPr>
-        <w:t>4. Создание коммита</w:t>
-      </w:r>
-    </w:p>
-    <w:p>
-      <w:pPr>
-        <w:spacing w:line="240" w:lineRule="auto"/>
-        <w:ind w:left="-567"/>
-        <w:rPr>
-          <w:rFonts w:ascii="Times New Roman" w:hAnsi="Times New Roman" w:cs="Times New Roman"/>
-          <w:bCs/>
-          <w:iCs/>
-          <w:color w:val="000000"/>
-          <w:sz w:val="24"/>
-          <w:szCs w:val="24"/>
-        </w:rPr>
-      </w:pPr>
-      <w:r>
-        <w:rPr>
-          <w:rFonts w:ascii="Times New Roman" w:hAnsi="Times New Roman" w:cs="Times New Roman"/>
-          <w:bCs/>
-          <w:iCs/>
-          <w:color w:val="000000"/>
-          <w:sz w:val="24"/>
-          <w:szCs w:val="24"/>
-        </w:rPr>
-        <w:t>После добавления файлов был создан коммит со следующим сообщением:</w:t>
-      </w:r>
-    </w:p>
-    <w:p>
-      <w:pPr>
-        <w:spacing w:line="240" w:lineRule="auto"/>
-        <w:ind w:left="-567"/>
+      <w:r>
+        <w:rPr>
+          <w:rFonts w:ascii="Times New Roman" w:hAnsi="Times New Roman" w:cs="Times New Roman"/>
+          <w:bCs/>
+          <w:iCs/>
+          <w:color w:val="000000"/>
+          <w:sz w:val="24"/>
+          <w:szCs w:val="24"/>
+          <w:lang w:val="en-GB"/>
+        </w:rPr>
+        <w:t>pull</w:t>
+      </w:r>
+      <w:r>
+        <w:rPr>
+          <w:rFonts w:ascii="Times New Roman" w:hAnsi="Times New Roman" w:cs="Times New Roman"/>
+          <w:bCs/>
+          <w:iCs/>
+          <w:color w:val="000000"/>
+          <w:sz w:val="24"/>
+          <w:szCs w:val="24"/>
+        </w:rPr>
+        <w:t>, возникает конфликт. Для его устранения я взял входящие изменения из удаленного репозитория и сделал коммит с названием «</w:t>
+      </w:r>
+      <w:r>
+        <w:rPr>
+          <w:rFonts w:ascii="Times New Roman" w:hAnsi="Times New Roman" w:cs="Times New Roman"/>
+          <w:bCs/>
+          <w:iCs/>
+          <w:color w:val="000000"/>
+          <w:sz w:val="24"/>
+          <w:szCs w:val="24"/>
+        </w:rPr>
+        <w:t>Resolve conflict on Chernykh_M_MA_25POz branch</w:t>
+      </w:r>
+      <w:r>
+        <w:rPr>
+          <w:rFonts w:ascii="Times New Roman" w:hAnsi="Times New Roman" w:cs="Times New Roman"/>
+          <w:bCs/>
+          <w:iCs/>
+          <w:color w:val="000000"/>
+          <w:sz w:val="24"/>
+          <w:szCs w:val="24"/>
+        </w:rPr>
+        <w:t>»</w:t>
+      </w:r>
+    </w:p>
+    <w:p>
+      <w:pPr>
+        <w:spacing w:line="240" w:lineRule="auto"/>
+        <w:rPr>
+          <w:rFonts w:ascii="Times New Roman" w:hAnsi="Times New Roman" w:cs="Times New Roman"/>
+          <w:bCs/>
+          <w:iCs/>
+          <w:color w:val="000000"/>
+          <w:sz w:val="24"/>
+          <w:szCs w:val="24"/>
+        </w:rPr>
+      </w:pPr>
+    </w:p>
+    <w:p>
+      <w:pPr>
+        <w:spacing w:line="240" w:lineRule="auto"/>
+        <w:ind w:left="-567"/>
+        <w:rPr>
+          <w:rFonts w:ascii="Times New Roman" w:hAnsi="Times New Roman" w:cs="Times New Roman"/>
+          <w:bCs/>
+          <w:iCs/>
+          <w:color w:val="000000"/>
+          <w:sz w:val="24"/>
+          <w:szCs w:val="24"/>
+        </w:rPr>
+      </w:pPr>
+      <w:r>
+        <w:rPr>
+          <w:rFonts w:ascii="Times New Roman" w:hAnsi="Times New Roman" w:cs="Times New Roman"/>
+          <w:bCs/>
+          <w:iCs/>
+          <w:color w:val="000000"/>
+          <w:sz w:val="24"/>
+          <w:szCs w:val="24"/>
+        </w:rPr>
+        <w:t>7</w:t>
+      </w:r>
+      <w:r>
+        <w:rPr>
+          <w:rFonts w:ascii="Times New Roman" w:hAnsi="Times New Roman" w:cs="Times New Roman"/>
+          <w:bCs/>
+          <w:iCs/>
+          <w:color w:val="000000"/>
+          <w:sz w:val="24"/>
+          <w:szCs w:val="24"/>
+        </w:rPr>
+        <w:t xml:space="preserve"> Создание Pull Request</w:t>
+      </w:r>
+    </w:p>
+    <w:p>
+      <w:pPr>
+        <w:spacing w:line="240" w:lineRule="auto"/>
+        <w:ind w:left="-567"/>
+        <w:rPr>
+          <w:rFonts w:ascii="Times New Roman" w:hAnsi="Times New Roman" w:cs="Times New Roman"/>
+          <w:bCs/>
+          <w:iCs/>
+          <w:color w:val="000000"/>
+          <w:sz w:val="24"/>
+          <w:szCs w:val="24"/>
+        </w:rPr>
+      </w:pPr>
+      <w:r>
+        <w:rPr>
+          <w:rFonts w:ascii="Times New Roman" w:hAnsi="Times New Roman" w:cs="Times New Roman"/>
+          <w:bCs/>
+          <w:iCs/>
+          <w:color w:val="000000"/>
+          <w:sz w:val="24"/>
+          <w:szCs w:val="24"/>
+        </w:rPr>
+        <w:t>После публикации ветки на GitHub был создан Pull Request №28 с названием:</w:t>
+      </w:r>
+    </w:p>
+    <w:p>
+      <w:pPr>
+        <w:spacing w:line="240" w:lineRule="auto"/>
+        <w:ind w:left="-567"/>
+        <w:rPr>
+          <w:rFonts w:ascii="Times New Roman" w:hAnsi="Times New Roman" w:cs="Times New Roman"/>
+          <w:bCs/>
+          <w:i/>
+          <w:color w:val="000000"/>
+          <w:sz w:val="24"/>
+          <w:szCs w:val="24"/>
+        </w:rPr>
+      </w:pPr>
+      <w:r>
+        <w:rPr>
+          <w:rFonts w:ascii="Times New Roman" w:hAnsi="Times New Roman" w:cs="Times New Roman"/>
+          <w:bCs/>
+          <w:i/>
+          <w:color w:val="000000"/>
+          <w:sz w:val="24"/>
+          <w:szCs w:val="24"/>
+        </w:rPr>
+        <w:t>“</w:t>
+      </w:r>
+      <w:r>
         <w:rPr>
           <w:rFonts w:ascii="Times New Roman" w:hAnsi="Times New Roman" w:cs="Times New Roman"/>
           <w:bCs/>
@@ -2148,7 +2487,19 @@
           <w:szCs w:val="24"/>
           <w:lang w:val="en-US"/>
         </w:rPr>
-      </w:pPr>
+        <w:t>Chernykh</w:t>
+      </w:r>
+      <w:r>
+        <w:rPr>
+          <w:rFonts w:ascii="Times New Roman" w:hAnsi="Times New Roman" w:cs="Times New Roman"/>
+          <w:bCs/>
+          <w:i/>
+          <w:color w:val="000000"/>
+          <w:sz w:val="24"/>
+          <w:szCs w:val="24"/>
+        </w:rPr>
+        <w:t>_</w:t>
+      </w:r>
       <w:r>
         <w:rPr>
           <w:rFonts w:ascii="Times New Roman" w:hAnsi="Times New Roman" w:cs="Times New Roman"/>
@@ -2159,150 +2510,20 @@
           <w:szCs w:val="24"/>
           <w:lang w:val="en-US"/>
         </w:rPr>
-        <w:t>git commit -m "Add lab reports Lr1 and Lr2"</w:t>
-      </w:r>
-    </w:p>
-    <w:p>
-      <w:pPr>
-        <w:spacing w:line="240" w:lineRule="auto"/>
-        <w:ind w:left="-567"/>
-        <w:rPr>
-          <w:rFonts w:ascii="Times New Roman" w:hAnsi="Times New Roman" w:cs="Times New Roman"/>
-          <w:bCs/>
-          <w:iCs/>
-          <w:color w:val="000000"/>
-          <w:sz w:val="24"/>
-          <w:szCs w:val="24"/>
-        </w:rPr>
-      </w:pPr>
-      <w:r>
-        <w:rPr>
-          <w:rFonts w:ascii="Times New Roman" w:hAnsi="Times New Roman" w:cs="Times New Roman"/>
-          <w:bCs/>
-          <w:iCs/>
-          <w:color w:val="000000"/>
-          <w:sz w:val="24"/>
-          <w:szCs w:val="24"/>
-        </w:rPr>
-        <w:t>В результате был сформирован снимок текущего состояния проекта, содержащий 30 файлов и более 1700 строк изменений.</w:t>
-      </w:r>
-    </w:p>
-    <w:p>
-      <w:pPr>
-        <w:spacing w:line="240" w:lineRule="auto"/>
-        <w:ind w:left="-567"/>
-        <w:rPr>
-          <w:rFonts w:ascii="Times New Roman" w:hAnsi="Times New Roman" w:cs="Times New Roman"/>
-          <w:bCs/>
-          <w:iCs/>
-          <w:color w:val="000000"/>
-          <w:sz w:val="24"/>
-          <w:szCs w:val="24"/>
-        </w:rPr>
-      </w:pPr>
-      <w:r>
-        <w:rPr>
-          <w:rFonts w:ascii="Times New Roman" w:hAnsi="Times New Roman" w:cs="Times New Roman"/>
-          <w:bCs/>
-          <w:iCs/>
-          <w:color w:val="000000"/>
-          <w:sz w:val="24"/>
-          <w:szCs w:val="24"/>
-        </w:rPr>
-        <w:t>Коммит позволяет сохранить промежуточный результат работы и при необходимости вернуться к нему в дальнейшем.</w:t>
-      </w:r>
-    </w:p>
-    <w:p>
-      <w:pPr>
-        <w:spacing w:line="240" w:lineRule="auto"/>
-        <w:rPr>
-          <w:rFonts w:ascii="Times New Roman" w:hAnsi="Times New Roman" w:cs="Times New Roman"/>
-          <w:bCs/>
-          <w:iCs/>
-          <w:color w:val="000000"/>
-          <w:sz w:val="24"/>
-          <w:szCs w:val="24"/>
-        </w:rPr>
-      </w:pPr>
-    </w:p>
-    <w:p>
-      <w:pPr>
-        <w:spacing w:line="240" w:lineRule="auto"/>
-        <w:ind w:left="-567"/>
-        <w:rPr>
-          <w:rFonts w:ascii="Times New Roman" w:hAnsi="Times New Roman" w:cs="Times New Roman"/>
-          <w:bCs/>
-          <w:iCs/>
-          <w:color w:val="000000"/>
-          <w:sz w:val="24"/>
-          <w:szCs w:val="24"/>
-        </w:rPr>
-      </w:pPr>
-      <w:r>
-        <w:rPr>
-          <w:rFonts w:ascii="Times New Roman" w:hAnsi="Times New Roman" w:cs="Times New Roman"/>
-          <w:bCs/>
-          <w:iCs/>
-          <w:color w:val="000000"/>
-          <w:sz w:val="24"/>
-          <w:szCs w:val="24"/>
-        </w:rPr>
-        <w:t>5. Отправка изменений в удаленный репозиторий</w:t>
-      </w:r>
-    </w:p>
-    <w:p>
-      <w:pPr>
-        <w:spacing w:line="240" w:lineRule="auto"/>
-        <w:ind w:left="-567"/>
-        <w:rPr>
-          <w:rFonts w:ascii="Times New Roman" w:hAnsi="Times New Roman" w:cs="Times New Roman"/>
-          <w:bCs/>
-          <w:iCs/>
-          <w:color w:val="000000"/>
-          <w:sz w:val="24"/>
-          <w:szCs w:val="24"/>
-        </w:rPr>
-      </w:pPr>
-      <w:r>
-        <w:rPr>
-          <w:rFonts w:ascii="Times New Roman" w:hAnsi="Times New Roman" w:cs="Times New Roman"/>
-          <w:bCs/>
-          <w:iCs/>
-          <w:color w:val="000000"/>
-          <w:sz w:val="24"/>
-          <w:szCs w:val="24"/>
-        </w:rPr>
-        <w:t xml:space="preserve">Для публикации локальных изменений на </w:t>
-      </w:r>
-      <w:proofErr w:type="spellStart"/>
-      <w:r>
-        <w:rPr>
-          <w:rFonts w:ascii="Times New Roman" w:hAnsi="Times New Roman" w:cs="Times New Roman"/>
-          <w:bCs/>
-          <w:iCs/>
-          <w:color w:val="000000"/>
-          <w:sz w:val="24"/>
-          <w:szCs w:val="24"/>
-        </w:rPr>
-        <w:t>GitHub</w:t>
-      </w:r>
-      <w:proofErr w:type="spellEnd"/>
-      <w:r>
-        <w:rPr>
-          <w:rFonts w:ascii="Times New Roman" w:hAnsi="Times New Roman" w:cs="Times New Roman"/>
-          <w:bCs/>
-          <w:iCs/>
-          <w:color w:val="000000"/>
-          <w:sz w:val="24"/>
-          <w:szCs w:val="24"/>
-        </w:rPr>
-        <w:t xml:space="preserve"> была выполнена команда:</w:t>
-      </w:r>
-    </w:p>
-    <w:p>
-      <w:pPr>
-        <w:spacing w:line="240" w:lineRule="auto"/>
-        <w:ind w:left="-567"/>
+        <w:t>M</w:t>
+      </w:r>
+      <w:r>
+        <w:rPr>
+          <w:rFonts w:ascii="Times New Roman" w:hAnsi="Times New Roman" w:cs="Times New Roman"/>
+          <w:bCs/>
+          <w:i/>
+          <w:color w:val="000000"/>
+          <w:sz w:val="24"/>
+          <w:szCs w:val="24"/>
+        </w:rPr>
+        <w:t>_</w:t>
+      </w:r>
+      <w:r>
         <w:rPr>
           <w:rFonts w:ascii="Times New Roman" w:hAnsi="Times New Roman" w:cs="Times New Roman"/>
           <w:bCs/>
@@ -2312,7 +2533,19 @@
           <w:szCs w:val="24"/>
           <w:lang w:val="en-US"/>
         </w:rPr>
-      </w:pPr>
+        <w:t>A</w:t>
+      </w:r>
+      <w:r>
+        <w:rPr>
+          <w:rFonts w:ascii="Times New Roman" w:hAnsi="Times New Roman" w:cs="Times New Roman"/>
+          <w:bCs/>
+          <w:i/>
+          <w:color w:val="000000"/>
+          <w:sz w:val="24"/>
+          <w:szCs w:val="24"/>
+        </w:rPr>
+        <w:t>_25</w:t>
+      </w:r>
       <w:r>
         <w:rPr>
           <w:rFonts w:ascii="Times New Roman" w:hAnsi="Times New Roman" w:cs="Times New Roman"/>
@@ -2323,563 +2556,170 @@
           <w:szCs w:val="24"/>
           <w:lang w:val="en-US"/>
         </w:rPr>
-        <w:t xml:space="preserve">git push --set-upstream origin </w:t>
-      </w:r>
-      <w:proofErr w:type="spellStart"/>
-      <w:r>
-        <w:rPr>
-          <w:rFonts w:ascii="Times New Roman" w:hAnsi="Times New Roman" w:cs="Times New Roman"/>
-          <w:bCs/>
-          <w:i/>
-          <w:color w:val="000000"/>
-          <w:sz w:val="24"/>
-          <w:szCs w:val="24"/>
-          <w:lang w:val="en-US"/>
-        </w:rPr>
-        <w:t>Chernykh</w:t>
-      </w:r>
-      <w:r>
-        <w:rPr>
-          <w:rFonts w:ascii="Times New Roman" w:hAnsi="Times New Roman" w:cs="Times New Roman"/>
-          <w:bCs/>
-          <w:i/>
-          <w:color w:val="000000"/>
-          <w:sz w:val="24"/>
-          <w:szCs w:val="24"/>
-          <w:lang w:val="en-US"/>
-        </w:rPr>
-        <w:t>_</w:t>
-      </w:r>
-      <w:r>
-        <w:rPr>
-          <w:rFonts w:ascii="Times New Roman" w:hAnsi="Times New Roman" w:cs="Times New Roman"/>
-          <w:bCs/>
-          <w:i/>
-          <w:color w:val="000000"/>
-          <w:sz w:val="24"/>
-          <w:szCs w:val="24"/>
-          <w:lang w:val="en-US"/>
-        </w:rPr>
-        <w:t>M_A</w:t>
-      </w:r>
-      <w:proofErr w:type="spellEnd"/>
-      <w:r>
-        <w:rPr>
-          <w:rFonts w:ascii="Times New Roman" w:hAnsi="Times New Roman" w:cs="Times New Roman"/>
-          <w:bCs/>
-          <w:i/>
-          <w:color w:val="000000"/>
-          <w:sz w:val="24"/>
-          <w:szCs w:val="24"/>
-          <w:lang w:val="en-US"/>
+        <w:t>POz</w:t>
+      </w:r>
+      <w:r>
+        <w:rPr>
+          <w:rFonts w:ascii="Times New Roman" w:hAnsi="Times New Roman" w:cs="Times New Roman"/>
+          <w:bCs/>
+          <w:i/>
+          <w:color w:val="000000"/>
+          <w:sz w:val="24"/>
+          <w:szCs w:val="24"/>
+        </w:rPr>
+        <w:t>”</w:t>
+      </w:r>
+    </w:p>
+    <w:p>
+      <w:pPr>
+        <w:spacing w:line="240" w:lineRule="auto"/>
+        <w:ind w:left="-567"/>
+        <w:rPr>
+          <w:rFonts w:ascii="Times New Roman" w:hAnsi="Times New Roman" w:cs="Times New Roman"/>
+          <w:bCs/>
+          <w:iCs/>
+          <w:color w:val="000000"/>
+          <w:sz w:val="24"/>
+          <w:szCs w:val="24"/>
+        </w:rPr>
+      </w:pPr>
+      <w:r>
+        <w:rPr>
+          <w:rFonts w:ascii="Times New Roman" w:hAnsi="Times New Roman" w:cs="Times New Roman"/>
+          <w:bCs/>
+          <w:iCs/>
+          <w:color w:val="000000"/>
+          <w:sz w:val="24"/>
+          <w:szCs w:val="24"/>
+        </w:rPr>
+        <w:lastRenderedPageBreak/>
+        <w:t>В описании Pull Request было указано, что в репозиторий добавлены лабораторные работы №1 и №2.</w:t>
+      </w:r>
+    </w:p>
+    <w:p>
+      <w:pPr>
+        <w:spacing w:line="240" w:lineRule="auto"/>
+        <w:ind w:left="-567"/>
+        <w:rPr>
+          <w:rFonts w:ascii="Times New Roman" w:hAnsi="Times New Roman" w:cs="Times New Roman"/>
+          <w:bCs/>
+          <w:iCs/>
+          <w:color w:val="000000"/>
+          <w:sz w:val="24"/>
+          <w:szCs w:val="24"/>
+        </w:rPr>
+      </w:pPr>
+      <w:r>
+        <w:rPr>
+          <w:rFonts w:ascii="Times New Roman" w:hAnsi="Times New Roman" w:cs="Times New Roman"/>
+          <w:bCs/>
+          <w:iCs/>
+          <w:color w:val="000000"/>
+          <w:sz w:val="24"/>
+          <w:szCs w:val="24"/>
+        </w:rPr>
+        <w:t>Система GitHub автоматически выполнила проверку возможности слияния изменений и сообщила об отсутствии конфликтов.</w:t>
+      </w:r>
+    </w:p>
+    <w:p>
+      <w:pPr>
+        <w:spacing w:line="240" w:lineRule="auto"/>
+        <w:ind w:left="-567"/>
+        <w:rPr>
+          <w:rFonts w:ascii="Times New Roman" w:hAnsi="Times New Roman" w:cs="Times New Roman"/>
+          <w:bCs/>
+          <w:iCs/>
+          <w:color w:val="000000"/>
+          <w:sz w:val="24"/>
+          <w:szCs w:val="24"/>
+        </w:rPr>
+      </w:pPr>
+      <w:r>
+        <w:rPr>
+          <w:rFonts w:ascii="Times New Roman" w:hAnsi="Times New Roman" w:cs="Times New Roman"/>
+          <w:bCs/>
+          <w:iCs/>
+          <w:color w:val="000000"/>
+          <w:sz w:val="24"/>
+          <w:szCs w:val="24"/>
+        </w:rPr>
+        <w:t>Создание Pull Request является завершающим этапом работы и позволяет передать изменения владельцу основного репозитория для проверки и последующего объединения с основной веткой проекта.</w:t>
+      </w:r>
+    </w:p>
+    <w:p>
+      <w:pPr>
+        <w:spacing w:line="240" w:lineRule="auto"/>
+        <w:ind w:left="-567"/>
+        <w:rPr>
+          <w:rFonts w:ascii="Times New Roman" w:hAnsi="Times New Roman" w:cs="Times New Roman"/>
+          <w:bCs/>
+          <w:iCs/>
+          <w:color w:val="000000"/>
+          <w:sz w:val="24"/>
+          <w:szCs w:val="24"/>
+        </w:rPr>
+      </w:pPr>
+    </w:p>
+    <w:p>
+      <w:pPr>
+        <w:spacing w:line="240" w:lineRule="auto"/>
+        <w:ind w:left="-567"/>
+        <w:rPr>
+          <w:rFonts w:ascii="Times New Roman" w:hAnsi="Times New Roman" w:cs="Times New Roman"/>
+          <w:color w:val="000000"/>
+          <w:sz w:val="24"/>
+          <w:szCs w:val="24"/>
+        </w:rPr>
+      </w:pPr>
+      <w:r>
+        <w:rPr>
+          <w:rFonts w:ascii="Times New Roman" w:hAnsi="Times New Roman" w:cs="Times New Roman"/>
+          <w:b/>
+          <w:bCs/>
+          <w:color w:val="000000"/>
+          <w:sz w:val="24"/>
+          <w:szCs w:val="24"/>
+        </w:rPr>
+        <w:t>Вывод:</w:t>
+      </w:r>
+      <w:r>
+        <w:rPr>
+          <w:rFonts w:ascii="Times New Roman" w:hAnsi="Times New Roman" w:cs="Times New Roman"/>
+          <w:color w:val="000000"/>
+          <w:sz w:val="24"/>
+          <w:szCs w:val="24"/>
         </w:rPr>
         <w:t xml:space="preserve"> </w:t>
       </w:r>
-      <w:r>
-        <w:rPr>
-          <w:rFonts w:ascii="Times New Roman" w:hAnsi="Times New Roman" w:cs="Times New Roman"/>
-          <w:bCs/>
-          <w:i/>
-          <w:color w:val="000000"/>
-          <w:sz w:val="24"/>
-          <w:szCs w:val="24"/>
-          <w:lang w:val="en-US"/>
-        </w:rPr>
-        <w:t>_25POz</w:t>
-      </w:r>
-    </w:p>
-    <w:p>
-      <w:pPr>
-        <w:spacing w:line="240" w:lineRule="auto"/>
-        <w:ind w:left="-567"/>
-        <w:rPr>
-          <w:rFonts w:ascii="Times New Roman" w:hAnsi="Times New Roman" w:cs="Times New Roman"/>
-          <w:bCs/>
-          <w:iCs/>
-          <w:color w:val="000000"/>
-          <w:sz w:val="24"/>
-          <w:szCs w:val="24"/>
-        </w:rPr>
-      </w:pPr>
-      <w:r>
-        <w:rPr>
-          <w:rFonts w:ascii="Times New Roman" w:hAnsi="Times New Roman" w:cs="Times New Roman"/>
-          <w:bCs/>
-          <w:iCs/>
-          <w:color w:val="000000"/>
-          <w:sz w:val="24"/>
-          <w:szCs w:val="24"/>
-        </w:rPr>
-        <w:t xml:space="preserve">При выполнении команды была выполнена авторизация через браузер </w:t>
-      </w:r>
-      <w:proofErr w:type="spellStart"/>
-      <w:r>
-        <w:rPr>
-          <w:rFonts w:ascii="Times New Roman" w:hAnsi="Times New Roman" w:cs="Times New Roman"/>
-          <w:bCs/>
-          <w:iCs/>
-          <w:color w:val="000000"/>
-          <w:sz w:val="24"/>
-          <w:szCs w:val="24"/>
-        </w:rPr>
-        <w:t>GitHub</w:t>
-      </w:r>
-      <w:proofErr w:type="spellEnd"/>
-      <w:r>
-        <w:rPr>
-          <w:rFonts w:ascii="Times New Roman" w:hAnsi="Times New Roman" w:cs="Times New Roman"/>
-          <w:bCs/>
-          <w:iCs/>
-          <w:color w:val="000000"/>
-          <w:sz w:val="24"/>
-          <w:szCs w:val="24"/>
-        </w:rPr>
-        <w:t>, после чего ветка была успешно создана на удаленном сервере.</w:t>
-      </w:r>
-    </w:p>
-    <w:p>
-      <w:pPr>
-        <w:spacing w:line="240" w:lineRule="auto"/>
-        <w:ind w:left="-567"/>
-        <w:rPr>
-          <w:rFonts w:ascii="Times New Roman" w:hAnsi="Times New Roman" w:cs="Times New Roman"/>
-          <w:bCs/>
-          <w:iCs/>
-          <w:color w:val="000000"/>
-          <w:sz w:val="24"/>
-          <w:szCs w:val="24"/>
-        </w:rPr>
-      </w:pPr>
-      <w:r>
-        <w:rPr>
-          <w:rFonts w:ascii="Times New Roman" w:hAnsi="Times New Roman" w:cs="Times New Roman"/>
-          <w:bCs/>
-          <w:iCs/>
-          <w:color w:val="000000"/>
-          <w:sz w:val="24"/>
-          <w:szCs w:val="24"/>
-        </w:rPr>
-        <w:t xml:space="preserve">После завершения операции </w:t>
-      </w:r>
-      <w:proofErr w:type="spellStart"/>
-      <w:r>
-        <w:rPr>
-          <w:rFonts w:ascii="Times New Roman" w:hAnsi="Times New Roman" w:cs="Times New Roman"/>
-          <w:bCs/>
-          <w:iCs/>
-          <w:color w:val="000000"/>
-          <w:sz w:val="24"/>
-          <w:szCs w:val="24"/>
-        </w:rPr>
-        <w:t>Git</w:t>
-      </w:r>
-      <w:proofErr w:type="spellEnd"/>
-      <w:r>
-        <w:rPr>
-          <w:rFonts w:ascii="Times New Roman" w:hAnsi="Times New Roman" w:cs="Times New Roman"/>
-          <w:bCs/>
-          <w:iCs/>
-          <w:color w:val="000000"/>
-          <w:sz w:val="24"/>
-          <w:szCs w:val="24"/>
-        </w:rPr>
-        <w:t xml:space="preserve"> сообщил об успешной отправке всех объектов и автоматической привязке локальной ветки к удаленной.</w:t>
-      </w:r>
-    </w:p>
-    <w:p>
-      <w:pPr>
-        <w:spacing w:line="240" w:lineRule="auto"/>
-        <w:rPr>
-          <w:rFonts w:ascii="Times New Roman" w:hAnsi="Times New Roman" w:cs="Times New Roman"/>
-          <w:bCs/>
-          <w:iCs/>
-          <w:color w:val="000000"/>
-          <w:sz w:val="24"/>
-          <w:szCs w:val="24"/>
-        </w:rPr>
-      </w:pPr>
-    </w:p>
-    <w:p>
-      <w:pPr>
-        <w:spacing w:line="240" w:lineRule="auto"/>
-        <w:ind w:left="-567"/>
-        <w:rPr>
-          <w:rFonts w:ascii="Times New Roman" w:hAnsi="Times New Roman" w:cs="Times New Roman"/>
-          <w:bCs/>
-          <w:iCs/>
-          <w:color w:val="000000"/>
-          <w:sz w:val="24"/>
-          <w:szCs w:val="24"/>
-        </w:rPr>
-      </w:pPr>
-      <w:r>
-        <w:rPr>
-          <w:rFonts w:ascii="Times New Roman" w:hAnsi="Times New Roman" w:cs="Times New Roman"/>
-          <w:bCs/>
-          <w:iCs/>
-          <w:color w:val="000000"/>
-          <w:sz w:val="24"/>
-          <w:szCs w:val="24"/>
-        </w:rPr>
-        <w:t xml:space="preserve">6. Создание Pull </w:t>
-      </w:r>
-      <w:proofErr w:type="spellStart"/>
-      <w:r>
-        <w:rPr>
-          <w:rFonts w:ascii="Times New Roman" w:hAnsi="Times New Roman" w:cs="Times New Roman"/>
-          <w:bCs/>
-          <w:iCs/>
-          <w:color w:val="000000"/>
-          <w:sz w:val="24"/>
-          <w:szCs w:val="24"/>
-        </w:rPr>
-        <w:t>Request</w:t>
-      </w:r>
-      <w:proofErr w:type="spellEnd"/>
-    </w:p>
-    <w:p>
-      <w:pPr>
-        <w:spacing w:line="240" w:lineRule="auto"/>
-        <w:ind w:left="-567"/>
-        <w:rPr>
-          <w:rFonts w:ascii="Times New Roman" w:hAnsi="Times New Roman" w:cs="Times New Roman"/>
-          <w:bCs/>
-          <w:iCs/>
-          <w:color w:val="000000"/>
-          <w:sz w:val="24"/>
-          <w:szCs w:val="24"/>
-        </w:rPr>
-      </w:pPr>
-      <w:r>
-        <w:rPr>
-          <w:rFonts w:ascii="Times New Roman" w:hAnsi="Times New Roman" w:cs="Times New Roman"/>
-          <w:bCs/>
-          <w:iCs/>
-          <w:color w:val="000000"/>
-          <w:sz w:val="24"/>
-          <w:szCs w:val="24"/>
-        </w:rPr>
-        <w:t xml:space="preserve">После публикации ветки на </w:t>
-      </w:r>
-      <w:proofErr w:type="spellStart"/>
-      <w:r>
-        <w:rPr>
-          <w:rFonts w:ascii="Times New Roman" w:hAnsi="Times New Roman" w:cs="Times New Roman"/>
-          <w:bCs/>
-          <w:iCs/>
-          <w:color w:val="000000"/>
-          <w:sz w:val="24"/>
-          <w:szCs w:val="24"/>
-        </w:rPr>
-        <w:t>GitHub</w:t>
-      </w:r>
-      <w:proofErr w:type="spellEnd"/>
-      <w:r>
-        <w:rPr>
-          <w:rFonts w:ascii="Times New Roman" w:hAnsi="Times New Roman" w:cs="Times New Roman"/>
-          <w:bCs/>
-          <w:iCs/>
-          <w:color w:val="000000"/>
-          <w:sz w:val="24"/>
-          <w:szCs w:val="24"/>
-        </w:rPr>
-        <w:t xml:space="preserve"> был создан Pull </w:t>
-      </w:r>
-      <w:proofErr w:type="spellStart"/>
-      <w:r>
-        <w:rPr>
-          <w:rFonts w:ascii="Times New Roman" w:hAnsi="Times New Roman" w:cs="Times New Roman"/>
-          <w:bCs/>
-          <w:iCs/>
-          <w:color w:val="000000"/>
-          <w:sz w:val="24"/>
-          <w:szCs w:val="24"/>
-        </w:rPr>
-        <w:t>Request</w:t>
-      </w:r>
-      <w:proofErr w:type="spellEnd"/>
-      <w:r>
-        <w:rPr>
-          <w:rFonts w:ascii="Times New Roman" w:hAnsi="Times New Roman" w:cs="Times New Roman"/>
-          <w:bCs/>
-          <w:iCs/>
-          <w:color w:val="000000"/>
-          <w:sz w:val="24"/>
-          <w:szCs w:val="24"/>
-        </w:rPr>
-        <w:t xml:space="preserve"> №28 с названием:</w:t>
-      </w:r>
-    </w:p>
-    <w:p>
-      <w:pPr>
-        <w:spacing w:line="240" w:lineRule="auto"/>
-        <w:ind w:left="-567"/>
-        <w:rPr>
-          <w:rFonts w:ascii="Times New Roman" w:hAnsi="Times New Roman" w:cs="Times New Roman"/>
-          <w:bCs/>
-          <w:i/>
-          <w:color w:val="000000"/>
-          <w:sz w:val="24"/>
-          <w:szCs w:val="24"/>
-          <w:lang w:val="en-US"/>
-        </w:rPr>
-      </w:pPr>
-      <w:r>
-        <w:rPr>
-          <w:rFonts w:ascii="Times New Roman" w:hAnsi="Times New Roman" w:cs="Times New Roman"/>
-          <w:bCs/>
-          <w:i/>
-          <w:color w:val="000000"/>
-          <w:sz w:val="24"/>
-          <w:szCs w:val="24"/>
-          <w:lang w:val="en-US"/>
-        </w:rPr>
-        <w:t>“</w:t>
-      </w:r>
-      <w:r>
-        <w:rPr>
-          <w:rFonts w:ascii="Times New Roman" w:hAnsi="Times New Roman" w:cs="Times New Roman"/>
-          <w:bCs/>
-          <w:i/>
-          <w:color w:val="000000"/>
-          <w:sz w:val="24"/>
-          <w:szCs w:val="24"/>
-          <w:lang w:val="en-US"/>
-        </w:rPr>
-        <w:t>Chernykh</w:t>
-      </w:r>
-      <w:r>
-        <w:rPr>
-          <w:rFonts w:ascii="Times New Roman" w:hAnsi="Times New Roman" w:cs="Times New Roman"/>
-          <w:bCs/>
-          <w:i/>
-          <w:color w:val="000000"/>
-          <w:sz w:val="24"/>
-          <w:szCs w:val="24"/>
-          <w:lang w:val="en-US"/>
-        </w:rPr>
-        <w:t>_</w:t>
-      </w:r>
-      <w:r>
-        <w:rPr>
-          <w:rFonts w:ascii="Times New Roman" w:hAnsi="Times New Roman" w:cs="Times New Roman"/>
-          <w:bCs/>
-          <w:i/>
-          <w:color w:val="000000"/>
-          <w:sz w:val="24"/>
-          <w:szCs w:val="24"/>
-          <w:lang w:val="en-US"/>
-        </w:rPr>
-        <w:t>M_A</w:t>
-      </w:r>
-      <w:r>
-        <w:rPr>
-          <w:rFonts w:ascii="Times New Roman" w:hAnsi="Times New Roman" w:cs="Times New Roman"/>
-          <w:bCs/>
-          <w:i/>
-          <w:color w:val="000000"/>
-          <w:sz w:val="24"/>
-          <w:szCs w:val="24"/>
-          <w:lang w:val="en-US"/>
-        </w:rPr>
-        <w:t>_25POz</w:t>
-      </w:r>
-      <w:r>
-        <w:rPr>
-          <w:rFonts w:ascii="Times New Roman" w:hAnsi="Times New Roman" w:cs="Times New Roman"/>
-          <w:bCs/>
-          <w:i/>
-          <w:color w:val="000000"/>
-          <w:sz w:val="24"/>
-          <w:szCs w:val="24"/>
-          <w:lang w:val="en-US"/>
-        </w:rPr>
-        <w:t>”</w:t>
-      </w:r>
-    </w:p>
-    <w:p>
-      <w:pPr>
-        <w:spacing w:line="240" w:lineRule="auto"/>
-        <w:ind w:left="-567"/>
-        <w:rPr>
-          <w:rFonts w:ascii="Times New Roman" w:hAnsi="Times New Roman" w:cs="Times New Roman"/>
-          <w:bCs/>
-          <w:iCs/>
-          <w:color w:val="000000"/>
-          <w:sz w:val="24"/>
-          <w:szCs w:val="24"/>
-        </w:rPr>
-      </w:pPr>
-      <w:r>
-        <w:rPr>
-          <w:rFonts w:ascii="Times New Roman" w:hAnsi="Times New Roman" w:cs="Times New Roman"/>
-          <w:bCs/>
-          <w:iCs/>
-          <w:color w:val="000000"/>
-          <w:sz w:val="24"/>
-          <w:szCs w:val="24"/>
-        </w:rPr>
-        <w:t xml:space="preserve">В описании Pull </w:t>
-      </w:r>
-      <w:proofErr w:type="spellStart"/>
-      <w:r>
-        <w:rPr>
-          <w:rFonts w:ascii="Times New Roman" w:hAnsi="Times New Roman" w:cs="Times New Roman"/>
-          <w:bCs/>
-          <w:iCs/>
-          <w:color w:val="000000"/>
-          <w:sz w:val="24"/>
-          <w:szCs w:val="24"/>
-        </w:rPr>
-        <w:t>Request</w:t>
-      </w:r>
-      <w:proofErr w:type="spellEnd"/>
-      <w:r>
-        <w:rPr>
-          <w:rFonts w:ascii="Times New Roman" w:hAnsi="Times New Roman" w:cs="Times New Roman"/>
-          <w:bCs/>
-          <w:iCs/>
-          <w:color w:val="000000"/>
-          <w:sz w:val="24"/>
-          <w:szCs w:val="24"/>
-        </w:rPr>
-        <w:t xml:space="preserve"> было указано, что в репозиторий добавлены лабораторные работы №1 и №2.</w:t>
-      </w:r>
-    </w:p>
-    <w:p>
-      <w:pPr>
-        <w:spacing w:line="240" w:lineRule="auto"/>
-        <w:ind w:left="-567"/>
-        <w:rPr>
-          <w:rFonts w:ascii="Times New Roman" w:hAnsi="Times New Roman" w:cs="Times New Roman"/>
-          <w:bCs/>
-          <w:iCs/>
-          <w:color w:val="000000"/>
-          <w:sz w:val="24"/>
-          <w:szCs w:val="24"/>
-        </w:rPr>
-      </w:pPr>
-      <w:r>
-        <w:rPr>
-          <w:rFonts w:ascii="Times New Roman" w:hAnsi="Times New Roman" w:cs="Times New Roman"/>
-          <w:bCs/>
-          <w:iCs/>
-          <w:color w:val="000000"/>
-          <w:sz w:val="24"/>
-          <w:szCs w:val="24"/>
-        </w:rPr>
-        <w:t xml:space="preserve">Система </w:t>
-      </w:r>
-      <w:proofErr w:type="spellStart"/>
-      <w:r>
-        <w:rPr>
-          <w:rFonts w:ascii="Times New Roman" w:hAnsi="Times New Roman" w:cs="Times New Roman"/>
-          <w:bCs/>
-          <w:iCs/>
-          <w:color w:val="000000"/>
-          <w:sz w:val="24"/>
-          <w:szCs w:val="24"/>
-        </w:rPr>
-        <w:t>GitHub</w:t>
-      </w:r>
-      <w:proofErr w:type="spellEnd"/>
-      <w:r>
-        <w:rPr>
-          <w:rFonts w:ascii="Times New Roman" w:hAnsi="Times New Roman" w:cs="Times New Roman"/>
-          <w:bCs/>
-          <w:iCs/>
-          <w:color w:val="000000"/>
-          <w:sz w:val="24"/>
-          <w:szCs w:val="24"/>
-        </w:rPr>
-        <w:t xml:space="preserve"> автоматически выполнила проверку возможности слияния изменений и сообщила об отсутствии конфликтов.</w:t>
-      </w:r>
-    </w:p>
-    <w:p>
-      <w:pPr>
-        <w:spacing w:line="240" w:lineRule="auto"/>
-        <w:ind w:left="-567"/>
-        <w:rPr>
-          <w:rFonts w:ascii="Times New Roman" w:hAnsi="Times New Roman" w:cs="Times New Roman"/>
-          <w:bCs/>
-          <w:iCs/>
-          <w:color w:val="000000"/>
-          <w:sz w:val="24"/>
-          <w:szCs w:val="24"/>
-        </w:rPr>
-      </w:pPr>
-      <w:r>
-        <w:rPr>
-          <w:rFonts w:ascii="Times New Roman" w:hAnsi="Times New Roman" w:cs="Times New Roman"/>
-          <w:bCs/>
-          <w:iCs/>
-          <w:color w:val="000000"/>
-          <w:sz w:val="24"/>
-          <w:szCs w:val="24"/>
-        </w:rPr>
-        <w:t xml:space="preserve">Создание Pull </w:t>
-      </w:r>
-      <w:proofErr w:type="spellStart"/>
-      <w:r>
-        <w:rPr>
-          <w:rFonts w:ascii="Times New Roman" w:hAnsi="Times New Roman" w:cs="Times New Roman"/>
-          <w:bCs/>
-          <w:iCs/>
-          <w:color w:val="000000"/>
-          <w:sz w:val="24"/>
-          <w:szCs w:val="24"/>
-        </w:rPr>
-        <w:t>Request</w:t>
-      </w:r>
-      <w:proofErr w:type="spellEnd"/>
-      <w:r>
-        <w:rPr>
-          <w:rFonts w:ascii="Times New Roman" w:hAnsi="Times New Roman" w:cs="Times New Roman"/>
-          <w:bCs/>
-          <w:iCs/>
-          <w:color w:val="000000"/>
-          <w:sz w:val="24"/>
-          <w:szCs w:val="24"/>
-        </w:rPr>
-        <w:t xml:space="preserve"> является завершающим этапом работы и позволяет передать изменения владельцу основного репозитория для проверки и последующего объединения с основной веткой проекта.</w:t>
-      </w:r>
-    </w:p>
-    <w:p>
-      <w:pPr>
-        <w:spacing w:line="240" w:lineRule="auto"/>
-        <w:ind w:left="-567"/>
-        <w:rPr>
-          <w:rFonts w:ascii="Times New Roman" w:hAnsi="Times New Roman" w:cs="Times New Roman"/>
-          <w:bCs/>
-          <w:iCs/>
-          <w:color w:val="000000"/>
-          <w:sz w:val="24"/>
-          <w:szCs w:val="24"/>
-        </w:rPr>
-      </w:pPr>
-    </w:p>
-    <w:p>
-      <w:pPr>
-        <w:spacing w:line="240" w:lineRule="auto"/>
-        <w:ind w:left="-567"/>
-        <w:rPr>
-          <w:rFonts w:ascii="Times New Roman" w:hAnsi="Times New Roman" w:cs="Times New Roman"/>
-          <w:color w:val="000000"/>
-          <w:sz w:val="24"/>
-          <w:szCs w:val="24"/>
-        </w:rPr>
-      </w:pPr>
-      <w:r>
-        <w:rPr>
-          <w:rFonts w:ascii="Times New Roman" w:hAnsi="Times New Roman" w:cs="Times New Roman"/>
-          <w:b/>
-          <w:bCs/>
-          <w:color w:val="000000"/>
-          <w:sz w:val="24"/>
-          <w:szCs w:val="24"/>
-        </w:rPr>
-        <w:lastRenderedPageBreak/>
-        <w:t>Вывод:</w:t>
+    </w:p>
+    <w:p>
+      <w:pPr>
+        <w:spacing w:line="240" w:lineRule="auto"/>
+        <w:ind w:left="-567"/>
+        <w:rPr>
+          <w:rFonts w:ascii="Times New Roman" w:hAnsi="Times New Roman" w:cs="Times New Roman"/>
+          <w:color w:val="000000"/>
+          <w:sz w:val="24"/>
+          <w:szCs w:val="24"/>
+        </w:rPr>
+      </w:pPr>
+      <w:r>
+        <w:rPr>
+          <w:rFonts w:ascii="Times New Roman" w:hAnsi="Times New Roman" w:cs="Times New Roman"/>
+          <w:color w:val="000000"/>
+          <w:sz w:val="24"/>
+          <w:szCs w:val="24"/>
+        </w:rPr>
+        <w:t xml:space="preserve">В </w:t>
+      </w:r>
+      <w:r>
+        <w:rPr>
+          <w:rFonts w:ascii="Times New Roman" w:hAnsi="Times New Roman" w:cs="Times New Roman"/>
+          <w:color w:val="000000"/>
+          <w:sz w:val="24"/>
+          <w:szCs w:val="24"/>
+        </w:rPr>
+        <w:t>ходе выполнения лабораторной работы были изучены основные возможности системы контроля версий Git и сервиса</w:t>
       </w:r>
       <w:r>
         <w:rPr>
@@ -2890,374 +2730,159 @@
         </w:rPr>
         <w:t xml:space="preserve"> </w:t>
       </w:r>
-    </w:p>
-    <w:p>
-      <w:pPr>
-        <w:spacing w:line="240" w:lineRule="auto"/>
-        <w:ind w:left="-567"/>
-        <w:rPr>
-          <w:rFonts w:ascii="Times New Roman" w:hAnsi="Times New Roman" w:cs="Times New Roman"/>
-          <w:color w:val="000000"/>
-          <w:sz w:val="24"/>
-          <w:szCs w:val="24"/>
-        </w:rPr>
-      </w:pPr>
-      <w:r>
-        <w:rPr>
-          <w:rFonts w:ascii="Times New Roman" w:hAnsi="Times New Roman" w:cs="Times New Roman"/>
-          <w:color w:val="000000"/>
-          <w:sz w:val="24"/>
-          <w:szCs w:val="24"/>
-        </w:rPr>
-        <w:t xml:space="preserve">В </w:t>
-      </w:r>
-      <w:r>
-        <w:rPr>
-          <w:rFonts w:ascii="Times New Roman" w:hAnsi="Times New Roman" w:cs="Times New Roman"/>
-          <w:color w:val="000000"/>
-          <w:sz w:val="24"/>
-          <w:szCs w:val="24"/>
-        </w:rPr>
-        <w:t xml:space="preserve">ходе выполнения лабораторной работы были изучены основные возможности системы контроля версий </w:t>
-      </w:r>
-      <w:proofErr w:type="spellStart"/>
-      <w:r>
-        <w:rPr>
-          <w:rFonts w:ascii="Times New Roman" w:hAnsi="Times New Roman" w:cs="Times New Roman"/>
-          <w:color w:val="000000"/>
-          <w:sz w:val="24"/>
-          <w:szCs w:val="24"/>
-        </w:rPr>
-        <w:t>Git</w:t>
-      </w:r>
-      <w:proofErr w:type="spellEnd"/>
-      <w:r>
-        <w:rPr>
-          <w:rFonts w:ascii="Times New Roman" w:hAnsi="Times New Roman" w:cs="Times New Roman"/>
-          <w:color w:val="000000"/>
-          <w:sz w:val="24"/>
-          <w:szCs w:val="24"/>
-        </w:rPr>
-        <w:t xml:space="preserve"> и сервиса</w:t>
-      </w:r>
-      <w:r>
-        <w:rPr>
-          <w:rFonts w:ascii="Times New Roman" w:hAnsi="Times New Roman" w:cs="Times New Roman"/>
-          <w:color w:val="000000"/>
-          <w:sz w:val="24"/>
-          <w:szCs w:val="24"/>
-        </w:rPr>
-        <w:t xml:space="preserve"> </w:t>
-      </w:r>
-      <w:proofErr w:type="spellStart"/>
-      <w:r>
-        <w:rPr>
-          <w:rFonts w:ascii="Times New Roman" w:hAnsi="Times New Roman" w:cs="Times New Roman"/>
-          <w:color w:val="000000"/>
-          <w:sz w:val="24"/>
-          <w:szCs w:val="24"/>
-        </w:rPr>
-        <w:t>GitHub</w:t>
-      </w:r>
-      <w:proofErr w:type="spellEnd"/>
-      <w:r>
-        <w:rPr>
-          <w:rFonts w:ascii="Times New Roman" w:hAnsi="Times New Roman" w:cs="Times New Roman"/>
-          <w:color w:val="000000"/>
-          <w:sz w:val="24"/>
-          <w:szCs w:val="24"/>
-        </w:rPr>
-        <w:t xml:space="preserve">. </w:t>
+      <w:r>
+        <w:rPr>
+          <w:rFonts w:ascii="Times New Roman" w:hAnsi="Times New Roman" w:cs="Times New Roman"/>
+          <w:color w:val="000000"/>
+          <w:sz w:val="24"/>
+          <w:szCs w:val="24"/>
+        </w:rPr>
+        <w:t xml:space="preserve">GitHub. </w:t>
       </w:r>
     </w:p>
     <w:p>
       <w:pPr>
         <w:spacing w:after="160" w:line="259" w:lineRule="auto"/>
-        <w:rPr>
-          <w:rFonts w:ascii="Times New Roman" w:hAnsi="Times New Roman" w:cs="Times New Roman"/>
-          <w:sz w:val="24"/>
-          <w:szCs w:val="24"/>
-        </w:rPr>
       </w:pPr>
     </w:p>
     <w:p>
       <w:pPr>
         <w:spacing w:after="160" w:line="259" w:lineRule="auto"/>
-        <w:rPr>
-          <w:rFonts w:ascii="Times New Roman" w:hAnsi="Times New Roman" w:cs="Times New Roman"/>
-          <w:sz w:val="24"/>
-          <w:szCs w:val="24"/>
-        </w:rPr>
       </w:pPr>
     </w:p>
     <w:p>
       <w:pPr>
         <w:spacing w:after="160" w:line="259" w:lineRule="auto"/>
-        <w:rPr>
-          <w:rFonts w:ascii="Times New Roman" w:hAnsi="Times New Roman" w:cs="Times New Roman"/>
-          <w:sz w:val="24"/>
-          <w:szCs w:val="24"/>
-        </w:rPr>
       </w:pPr>
     </w:p>
     <w:p>
       <w:pPr>
         <w:spacing w:after="160" w:line="259" w:lineRule="auto"/>
-        <w:rPr>
-          <w:rFonts w:ascii="Times New Roman" w:hAnsi="Times New Roman" w:cs="Times New Roman"/>
-          <w:sz w:val="24"/>
-          <w:szCs w:val="24"/>
-        </w:rPr>
       </w:pPr>
     </w:p>
     <w:p>
       <w:pPr>
         <w:spacing w:after="160" w:line="259" w:lineRule="auto"/>
-        <w:rPr>
-          <w:rFonts w:ascii="Times New Roman" w:hAnsi="Times New Roman" w:cs="Times New Roman"/>
-          <w:sz w:val="24"/>
-          <w:szCs w:val="24"/>
-        </w:rPr>
       </w:pPr>
     </w:p>
     <w:p>
       <w:pPr>
         <w:spacing w:after="160" w:line="259" w:lineRule="auto"/>
-        <w:rPr>
-          <w:rFonts w:ascii="Times New Roman" w:hAnsi="Times New Roman" w:cs="Times New Roman"/>
-          <w:sz w:val="24"/>
-          <w:szCs w:val="24"/>
-        </w:rPr>
       </w:pPr>
     </w:p>
     <w:p>
       <w:pPr>
         <w:spacing w:after="160" w:line="259" w:lineRule="auto"/>
-        <w:rPr>
-          <w:rFonts w:ascii="Times New Roman" w:hAnsi="Times New Roman" w:cs="Times New Roman"/>
-          <w:sz w:val="24"/>
-          <w:szCs w:val="24"/>
-        </w:rPr>
       </w:pPr>
     </w:p>
     <w:p>
       <w:pPr>
         <w:spacing w:after="160" w:line="259" w:lineRule="auto"/>
-        <w:rPr>
-          <w:rFonts w:ascii="Times New Roman" w:hAnsi="Times New Roman" w:cs="Times New Roman"/>
-          <w:sz w:val="24"/>
-          <w:szCs w:val="24"/>
-        </w:rPr>
       </w:pPr>
     </w:p>
     <w:p>
       <w:pPr>
         <w:spacing w:after="160" w:line="259" w:lineRule="auto"/>
-        <w:rPr>
-          <w:rFonts w:ascii="Times New Roman" w:hAnsi="Times New Roman" w:cs="Times New Roman"/>
-          <w:sz w:val="24"/>
-          <w:szCs w:val="24"/>
-        </w:rPr>
       </w:pPr>
     </w:p>
     <w:p>
       <w:pPr>
         <w:spacing w:after="160" w:line="259" w:lineRule="auto"/>
-        <w:rPr>
-          <w:rFonts w:ascii="Times New Roman" w:hAnsi="Times New Roman" w:cs="Times New Roman"/>
-          <w:sz w:val="24"/>
-          <w:szCs w:val="24"/>
-        </w:rPr>
       </w:pPr>
     </w:p>
     <w:p>
       <w:pPr>
         <w:spacing w:after="160" w:line="259" w:lineRule="auto"/>
-        <w:rPr>
-          <w:rFonts w:ascii="Times New Roman" w:hAnsi="Times New Roman" w:cs="Times New Roman"/>
-          <w:sz w:val="24"/>
-          <w:szCs w:val="24"/>
-        </w:rPr>
       </w:pPr>
     </w:p>
     <w:p>
       <w:pPr>
         <w:spacing w:after="160" w:line="259" w:lineRule="auto"/>
-        <w:rPr>
-          <w:rFonts w:ascii="Times New Roman" w:hAnsi="Times New Roman" w:cs="Times New Roman"/>
-          <w:sz w:val="24"/>
-          <w:szCs w:val="24"/>
-        </w:rPr>
       </w:pPr>
     </w:p>
     <w:p>
       <w:pPr>
         <w:spacing w:after="160" w:line="259" w:lineRule="auto"/>
-        <w:rPr>
-          <w:rFonts w:ascii="Times New Roman" w:hAnsi="Times New Roman" w:cs="Times New Roman"/>
-          <w:sz w:val="24"/>
-          <w:szCs w:val="24"/>
-        </w:rPr>
       </w:pPr>
     </w:p>
     <w:p>
       <w:pPr>
         <w:spacing w:after="160" w:line="259" w:lineRule="auto"/>
-        <w:rPr>
-          <w:rFonts w:ascii="Times New Roman" w:hAnsi="Times New Roman" w:cs="Times New Roman"/>
-          <w:sz w:val="24"/>
-          <w:szCs w:val="24"/>
-        </w:rPr>
       </w:pPr>
     </w:p>
     <w:p>
       <w:pPr>
         <w:spacing w:after="160" w:line="259" w:lineRule="auto"/>
-        <w:rPr>
-          <w:rFonts w:ascii="Times New Roman" w:hAnsi="Times New Roman" w:cs="Times New Roman"/>
-          <w:sz w:val="24"/>
-          <w:szCs w:val="24"/>
-        </w:rPr>
       </w:pPr>
     </w:p>
     <w:p>
       <w:pPr>
         <w:spacing w:after="160" w:line="259" w:lineRule="auto"/>
-        <w:rPr>
-          <w:rFonts w:ascii="Times New Roman" w:hAnsi="Times New Roman" w:cs="Times New Roman"/>
-          <w:sz w:val="24"/>
-          <w:szCs w:val="24"/>
-        </w:rPr>
       </w:pPr>
     </w:p>
     <w:p>
       <w:pPr>
         <w:spacing w:after="160" w:line="259" w:lineRule="auto"/>
-        <w:rPr>
-          <w:rFonts w:ascii="Times New Roman" w:hAnsi="Times New Roman" w:cs="Times New Roman"/>
-          <w:sz w:val="24"/>
-          <w:szCs w:val="24"/>
-        </w:rPr>
       </w:pPr>
     </w:p>
     <w:p>
       <w:pPr>
         <w:spacing w:after="160" w:line="259" w:lineRule="auto"/>
-        <w:rPr>
-          <w:rFonts w:ascii="Times New Roman" w:hAnsi="Times New Roman" w:cs="Times New Roman"/>
-          <w:sz w:val="24"/>
-          <w:szCs w:val="24"/>
-        </w:rPr>
       </w:pPr>
     </w:p>
     <w:p>
       <w:pPr>
         <w:spacing w:after="160" w:line="259" w:lineRule="auto"/>
-        <w:rPr>
-          <w:rFonts w:ascii="Times New Roman" w:hAnsi="Times New Roman" w:cs="Times New Roman"/>
-          <w:sz w:val="24"/>
-          <w:szCs w:val="24"/>
-        </w:rPr>
       </w:pPr>
     </w:p>
     <w:p>
       <w:pPr>
         <w:spacing w:after="160" w:line="259" w:lineRule="auto"/>
-        <w:rPr>
-          <w:rFonts w:ascii="Times New Roman" w:hAnsi="Times New Roman" w:cs="Times New Roman"/>
-          <w:sz w:val="24"/>
-          <w:szCs w:val="24"/>
-        </w:rPr>
       </w:pPr>
     </w:p>
     <w:p>
       <w:pPr>
         <w:spacing w:after="160" w:line="259" w:lineRule="auto"/>
-        <w:rPr>
-          <w:rFonts w:ascii="Times New Roman" w:hAnsi="Times New Roman" w:cs="Times New Roman"/>
-          <w:sz w:val="24"/>
-          <w:szCs w:val="24"/>
-        </w:rPr>
       </w:pPr>
     </w:p>
     <w:p>
       <w:pPr>
         <w:spacing w:after="160" w:line="259" w:lineRule="auto"/>
-        <w:rPr>
-          <w:rFonts w:ascii="Times New Roman" w:hAnsi="Times New Roman" w:cs="Times New Roman"/>
-          <w:sz w:val="24"/>
-          <w:szCs w:val="24"/>
-        </w:rPr>
       </w:pPr>
     </w:p>
     <w:p>
       <w:pPr>
         <w:spacing w:after="160" w:line="259" w:lineRule="auto"/>
-        <w:rPr>
-          <w:rFonts w:ascii="Times New Roman" w:hAnsi="Times New Roman" w:cs="Times New Roman"/>
-          <w:sz w:val="24"/>
-          <w:szCs w:val="24"/>
-        </w:rPr>
       </w:pPr>
     </w:p>
     <w:p>
       <w:pPr>
         <w:spacing w:after="160" w:line="259" w:lineRule="auto"/>
-        <w:rPr>
-          <w:rFonts w:ascii="Times New Roman" w:hAnsi="Times New Roman" w:cs="Times New Roman"/>
-          <w:sz w:val="24"/>
-          <w:szCs w:val="24"/>
-        </w:rPr>
       </w:pPr>
     </w:p>
     <w:p>
       <w:pPr>
         <w:spacing w:after="160" w:line="259" w:lineRule="auto"/>
-        <w:rPr>
-          <w:rFonts w:ascii="Times New Roman" w:hAnsi="Times New Roman" w:cs="Times New Roman"/>
-          <w:sz w:val="24"/>
-          <w:szCs w:val="24"/>
-        </w:rPr>
       </w:pPr>
     </w:p>
     <w:p>
       <w:pPr>
         <w:spacing w:after="160" w:line="259" w:lineRule="auto"/>
-        <w:rPr>
-          <w:rFonts w:ascii="Times New Roman" w:hAnsi="Times New Roman" w:cs="Times New Roman"/>
-          <w:sz w:val="24"/>
-          <w:szCs w:val="24"/>
-        </w:rPr>
       </w:pPr>
     </w:p>
     <w:p>
       <w:pPr>
         <w:spacing w:after="160" w:line="259" w:lineRule="auto"/>
-        <w:rPr>
-          <w:rFonts w:ascii="Times New Roman" w:hAnsi="Times New Roman" w:cs="Times New Roman"/>
-          <w:sz w:val="24"/>
-          <w:szCs w:val="24"/>
-        </w:rPr>
       </w:pPr>
     </w:p>
     <w:p>
       <w:pPr>
         <w:spacing w:after="160" w:line="259" w:lineRule="auto"/>
-        <w:rPr>
-          <w:rFonts w:ascii="Times New Roman" w:hAnsi="Times New Roman" w:cs="Times New Roman"/>
-          <w:sz w:val="24"/>
-          <w:szCs w:val="24"/>
-        </w:rPr>
       </w:pPr>
     </w:p>
     <w:p>
       <w:pPr>
         <w:spacing w:after="160" w:line="259" w:lineRule="auto"/>
-        <w:rPr>
-          <w:rFonts w:ascii="Times New Roman" w:hAnsi="Times New Roman" w:cs="Times New Roman"/>
-          <w:sz w:val="24"/>
-          <w:szCs w:val="24"/>
-        </w:rPr>
       </w:pPr>
     </w:p>
     <w:p>
@@ -3276,33 +2901,49 @@
           <w:sz w:val="24"/>
           <w:szCs w:val="24"/>
         </w:rPr>
-        <w:lastRenderedPageBreak/>
-        <w:t>ПРИЛОЖЕНИЕ А</w:t>
-      </w:r>
-    </w:p>
-    <w:p>
-      <w:pPr>
-        <w:spacing w:line="240" w:lineRule="auto"/>
-        <w:ind w:left="-567"/>
-        <w:rPr>
-          <w:rFonts w:ascii="Times New Roman" w:hAnsi="Times New Roman" w:cs="Times New Roman"/>
-          <w:bCs/>
-          <w:iCs/>
-          <w:color w:val="000000"/>
-          <w:sz w:val="24"/>
-          <w:szCs w:val="24"/>
-        </w:rPr>
-      </w:pPr>
-      <w:r>
-        <w:rPr>
-          <w:rFonts w:ascii="Times New Roman" w:hAnsi="Times New Roman" w:cs="Times New Roman"/>
-          <w:bCs/>
-          <w:iCs/>
-          <w:color w:val="000000"/>
-          <w:sz w:val="24"/>
-          <w:szCs w:val="24"/>
-        </w:rPr>
-        <w:t>Клонирование репозитория и создание рабочей ветки.</w:t>
+        <w:t>ПРИЛОЖЕНИЕ</w:t>
+      </w:r>
+      <w:r>
+        <w:rPr>
+          <w:rFonts w:ascii="Times New Roman" w:hAnsi="Times New Roman" w:cs="Times New Roman"/>
+          <w:sz w:val="24"/>
+          <w:szCs w:val="24"/>
+        </w:rPr>
+        <w:t xml:space="preserve"> </w:t>
+      </w:r>
+      <w:r>
+        <w:rPr>
+          <w:rFonts w:ascii="Times New Roman" w:hAnsi="Times New Roman" w:cs="Times New Roman"/>
+          <w:sz w:val="24"/>
+          <w:szCs w:val="24"/>
+          <w:lang w:val="en-GB"/>
+        </w:rPr>
+        <w:t>A</w:t>
+      </w:r>
+    </w:p>
+    <w:p>
+      <w:pPr>
+        <w:spacing w:line="240" w:lineRule="auto"/>
+        <w:ind w:left="-567"/>
+        <w:rPr>
+          <w:rFonts w:ascii="Times New Roman" w:hAnsi="Times New Roman" w:cs="Times New Roman"/>
+          <w:bCs/>
+          <w:iCs/>
+          <w:color w:val="000000"/>
+          <w:sz w:val="24"/>
+          <w:szCs w:val="24"/>
+        </w:rPr>
+      </w:pPr>
+      <w:r>
+        <w:rPr>
+          <w:rFonts w:ascii="Times New Roman" w:hAnsi="Times New Roman" w:cs="Times New Roman"/>
+          <w:bCs/>
+          <w:iCs/>
+          <w:color w:val="000000"/>
+          <w:sz w:val="24"/>
+          <w:szCs w:val="24"/>
+        </w:rPr>
+        <w:t>Созданный Pull Request на GitHub.</w:t>
       </w:r>
     </w:p>
     <w:p>
@@ -3310,14 +2951,11 @@
         <w:spacing w:after="160" w:line="259" w:lineRule="auto"/>
       </w:pPr>
       <w:r>
-        <w:rPr>
-          <w:noProof/>
-        </w:rPr>
         <w:drawing>
-          <wp:inline distT="0" distB="0" distL="0" distR="0" wp14:anchorId="2F676B90" wp14:editId="6D97349B">
-            <wp:extent cx="5940425" cy="3009900"/>
+          <wp:inline distT="0" distB="0" distL="0" distR="0" wp14:anchorId="077CF95B" wp14:editId="5A802014">
+            <wp:extent cx="5940425" cy="2615565"/>
             <wp:effectExtent l="0" t="0" r="3175" b="0"/>
-            <wp:docPr id="5" name="Рисунок 5"/>
+            <wp:docPr id="1" name="Picture 1"/>
             <wp:cNvGraphicFramePr>
               <a:graphicFrameLocks xmlns:a="http://schemas.openxmlformats.org/drawingml/2006/main" noChangeAspect="1"/>
             </wp:cNvGraphicFramePr>
@@ -3325,17 +2963,11 @@
               <a:graphicData uri="http://schemas.openxmlformats.org/drawingml/2006/picture">
                 <pic:pic xmlns:pic="http://schemas.openxmlformats.org/drawingml/2006/picture">
                   <pic:nvPicPr>
-                    <pic:cNvPr id="5" name="Рисунок 5"/>
+                    <pic:cNvPr id="1" name=""/>
                     <pic:cNvPicPr/>
                   </pic:nvPicPr>
                   <pic:blipFill>
-                    <a:blip r:embed="rId9">
-                      <a:extLst>
-                        <a:ext uri="{28A0092B-C50C-407E-A947-70E740481C1C}">
-                          <a14:useLocalDpi xmlns:a14="http://schemas.microsoft.com/office/drawing/2010/main" val="0"/>
-                        </a:ext>
-                      </a:extLst>
-                    </a:blip>
+                    <a:blip r:embed="rId9"/>
                     <a:stretch>
                       <a:fillRect/>
                     </a:stretch>
@@ -3343,7 +2975,7 @@
                   <pic:spPr>
                     <a:xfrm>
                       <a:off x="0" y="0"/>
-                      <a:ext cx="5940425" cy="3009900"/>
+                      <a:ext cx="5940425" cy="2615565"/>
                     </a:xfrm>
                     <a:prstGeom prst="rect">
                       <a:avLst/>
@@ -3378,675 +3010,14 @@
     </w:p>
     <w:p>
       <w:pPr>
-        <w:spacing w:after="160" w:line="259" w:lineRule="auto"/>
-      </w:pPr>
-    </w:p>
-    <w:p>
-      <w:pPr>
-        <w:spacing w:after="160" w:line="259" w:lineRule="auto"/>
-      </w:pPr>
-    </w:p>
-    <w:p>
-      <w:pPr>
-        <w:spacing w:after="160" w:line="259" w:lineRule="auto"/>
-      </w:pPr>
-    </w:p>
-    <w:p>
-      <w:pPr>
-        <w:spacing w:after="160" w:line="259" w:lineRule="auto"/>
-      </w:pPr>
-    </w:p>
-    <w:p>
-      <w:pPr>
-        <w:spacing w:after="160" w:line="259" w:lineRule="auto"/>
-      </w:pPr>
-    </w:p>
-    <w:p>
-      <w:pPr>
-        <w:spacing w:after="160" w:line="259" w:lineRule="auto"/>
-      </w:pPr>
-    </w:p>
-    <w:p>
-      <w:pPr>
-        <w:spacing w:after="160" w:line="259" w:lineRule="auto"/>
-      </w:pPr>
-    </w:p>
-    <w:p>
-      <w:pPr>
-        <w:spacing w:after="160" w:line="259" w:lineRule="auto"/>
-      </w:pPr>
-    </w:p>
-    <w:p>
-      <w:pPr>
-        <w:spacing w:after="160" w:line="259" w:lineRule="auto"/>
-      </w:pPr>
-    </w:p>
-    <w:p>
-      <w:pPr>
-        <w:spacing w:after="160" w:line="259" w:lineRule="auto"/>
-      </w:pPr>
-    </w:p>
-    <w:p>
-      <w:pPr>
-        <w:spacing w:after="160" w:line="259" w:lineRule="auto"/>
-      </w:pPr>
-    </w:p>
-    <w:p>
-      <w:pPr>
-        <w:spacing w:after="160" w:line="259" w:lineRule="auto"/>
-      </w:pPr>
-    </w:p>
-    <w:p>
-      <w:pPr>
-        <w:spacing w:after="160" w:line="259" w:lineRule="auto"/>
-      </w:pPr>
-    </w:p>
-    <w:p>
-      <w:pPr>
-        <w:spacing w:after="160" w:line="259" w:lineRule="auto"/>
-      </w:pPr>
-    </w:p>
-    <w:p>
-      <w:pPr>
-        <w:spacing w:after="160" w:line="259" w:lineRule="auto"/>
-      </w:pPr>
-    </w:p>
-    <w:p>
-      <w:pPr>
-        <w:spacing w:after="160" w:line="259" w:lineRule="auto"/>
-        <w:jc w:val="center"/>
-        <w:rPr>
-          <w:rFonts w:ascii="Times New Roman" w:hAnsi="Times New Roman" w:cs="Times New Roman"/>
-          <w:sz w:val="24"/>
-          <w:szCs w:val="24"/>
-        </w:rPr>
-      </w:pPr>
-      <w:r>
-        <w:rPr>
-          <w:rFonts w:ascii="Times New Roman" w:hAnsi="Times New Roman" w:cs="Times New Roman"/>
-          <w:sz w:val="24"/>
-          <w:szCs w:val="24"/>
-        </w:rPr>
-        <w:lastRenderedPageBreak/>
-        <w:t xml:space="preserve">ПРИЛОЖЕНИЕ </w:t>
-      </w:r>
-      <w:r>
-        <w:rPr>
-          <w:rFonts w:ascii="Times New Roman" w:hAnsi="Times New Roman" w:cs="Times New Roman"/>
-          <w:sz w:val="24"/>
-          <w:szCs w:val="24"/>
-        </w:rPr>
-        <w:t>Б</w:t>
-      </w:r>
-    </w:p>
-    <w:p>
-      <w:pPr>
-        <w:spacing w:line="240" w:lineRule="auto"/>
-        <w:ind w:left="-567"/>
-        <w:rPr>
-          <w:rFonts w:ascii="Times New Roman" w:hAnsi="Times New Roman" w:cs="Times New Roman"/>
-          <w:bCs/>
-          <w:iCs/>
-          <w:color w:val="000000"/>
-          <w:sz w:val="24"/>
-          <w:szCs w:val="24"/>
-        </w:rPr>
-      </w:pPr>
-      <w:r>
-        <w:rPr>
-          <w:rFonts w:ascii="Times New Roman" w:hAnsi="Times New Roman" w:cs="Times New Roman"/>
-          <w:bCs/>
-          <w:iCs/>
-          <w:color w:val="000000"/>
-          <w:sz w:val="24"/>
-          <w:szCs w:val="24"/>
-        </w:rPr>
-        <w:t>Создание коммита и сохранение изменений.</w:t>
-      </w:r>
-    </w:p>
-    <w:p>
-      <w:pPr>
-        <w:spacing w:after="160" w:line="259" w:lineRule="auto"/>
-      </w:pPr>
-      <w:r>
-        <w:rPr>
-          <w:noProof/>
-        </w:rPr>
-        <w:drawing>
-          <wp:inline distT="0" distB="0" distL="0" distR="0" wp14:anchorId="382C637B" wp14:editId="028EAA85">
-            <wp:extent cx="5940425" cy="3750945"/>
-            <wp:effectExtent l="0" t="0" r="3175" b="1905"/>
-            <wp:docPr id="12" name="Рисунок 12"/>
-            <wp:cNvGraphicFramePr>
-              <a:graphicFrameLocks xmlns:a="http://schemas.openxmlformats.org/drawingml/2006/main" noChangeAspect="1"/>
-            </wp:cNvGraphicFramePr>
-            <a:graphic xmlns:a="http://schemas.openxmlformats.org/drawingml/2006/main">
-              <a:graphicData uri="http://schemas.openxmlformats.org/drawingml/2006/picture">
-                <pic:pic xmlns:pic="http://schemas.openxmlformats.org/drawingml/2006/picture">
-                  <pic:nvPicPr>
-                    <pic:cNvPr id="12" name="Рисунок 12"/>
-                    <pic:cNvPicPr/>
-                  </pic:nvPicPr>
-                  <pic:blipFill>
-                    <a:blip r:embed="rId10">
-                      <a:extLst>
-                        <a:ext uri="{28A0092B-C50C-407E-A947-70E740481C1C}">
-                          <a14:useLocalDpi xmlns:a14="http://schemas.microsoft.com/office/drawing/2010/main" val="0"/>
-                        </a:ext>
-                      </a:extLst>
-                    </a:blip>
-                    <a:stretch>
-                      <a:fillRect/>
-                    </a:stretch>
-                  </pic:blipFill>
-                  <pic:spPr>
-                    <a:xfrm>
-                      <a:off x="0" y="0"/>
-                      <a:ext cx="5940425" cy="3750945"/>
-                    </a:xfrm>
-                    <a:prstGeom prst="rect">
-                      <a:avLst/>
-                    </a:prstGeom>
-                  </pic:spPr>
-                </pic:pic>
-              </a:graphicData>
-            </a:graphic>
-          </wp:inline>
-        </w:drawing>
-      </w:r>
-    </w:p>
-    <w:p>
-      <w:pPr>
-        <w:spacing w:after="160" w:line="259" w:lineRule="auto"/>
-      </w:pPr>
-    </w:p>
-    <w:p>
-      <w:pPr>
-        <w:spacing w:after="160" w:line="259" w:lineRule="auto"/>
-      </w:pPr>
-    </w:p>
-    <w:p>
-      <w:pPr>
-        <w:spacing w:after="160" w:line="259" w:lineRule="auto"/>
-      </w:pPr>
-    </w:p>
-    <w:p>
-      <w:pPr>
-        <w:spacing w:after="160" w:line="259" w:lineRule="auto"/>
-      </w:pPr>
-    </w:p>
-    <w:p>
-      <w:pPr>
-        <w:spacing w:after="160" w:line="259" w:lineRule="auto"/>
-      </w:pPr>
-    </w:p>
-    <w:p>
-      <w:pPr>
-        <w:spacing w:after="160" w:line="259" w:lineRule="auto"/>
-      </w:pPr>
-    </w:p>
-    <w:p>
-      <w:pPr>
-        <w:spacing w:after="160" w:line="259" w:lineRule="auto"/>
-      </w:pPr>
-    </w:p>
-    <w:p>
-      <w:pPr>
-        <w:spacing w:after="160" w:line="259" w:lineRule="auto"/>
-      </w:pPr>
-    </w:p>
-    <w:p>
-      <w:pPr>
-        <w:spacing w:after="160" w:line="259" w:lineRule="auto"/>
-      </w:pPr>
-    </w:p>
-    <w:p>
-      <w:pPr>
-        <w:spacing w:after="160" w:line="259" w:lineRule="auto"/>
-      </w:pPr>
-    </w:p>
-    <w:p>
-      <w:pPr>
-        <w:spacing w:after="160" w:line="259" w:lineRule="auto"/>
-      </w:pPr>
-    </w:p>
-    <w:p>
-      <w:pPr>
-        <w:spacing w:after="160" w:line="259" w:lineRule="auto"/>
-      </w:pPr>
-    </w:p>
-    <w:p>
-      <w:pPr>
-        <w:spacing w:after="160" w:line="259" w:lineRule="auto"/>
-      </w:pPr>
-    </w:p>
-    <w:p>
-      <w:pPr>
-        <w:spacing w:after="160" w:line="259" w:lineRule="auto"/>
-      </w:pPr>
-    </w:p>
-    <w:p>
-      <w:pPr>
-        <w:spacing w:after="160" w:line="259" w:lineRule="auto"/>
-      </w:pPr>
-    </w:p>
-    <w:p>
-      <w:pPr>
-        <w:spacing w:after="160" w:line="259" w:lineRule="auto"/>
-      </w:pPr>
-    </w:p>
-    <w:p>
-      <w:pPr>
-        <w:spacing w:after="160" w:line="259" w:lineRule="auto"/>
-        <w:jc w:val="center"/>
-        <w:rPr>
-          <w:rFonts w:ascii="Times New Roman" w:hAnsi="Times New Roman" w:cs="Times New Roman"/>
-          <w:sz w:val="24"/>
-          <w:szCs w:val="24"/>
-          <w:u w:val="double"/>
-        </w:rPr>
-      </w:pPr>
-      <w:r>
-        <w:rPr>
-          <w:rFonts w:ascii="Times New Roman" w:hAnsi="Times New Roman" w:cs="Times New Roman"/>
-          <w:sz w:val="24"/>
-          <w:szCs w:val="24"/>
-        </w:rPr>
-        <w:lastRenderedPageBreak/>
-        <w:t xml:space="preserve">ПРИЛОЖЕНИЕ </w:t>
-      </w:r>
-      <w:r>
-        <w:rPr>
-          <w:rFonts w:ascii="Times New Roman" w:hAnsi="Times New Roman" w:cs="Times New Roman"/>
-          <w:sz w:val="24"/>
-          <w:szCs w:val="24"/>
-        </w:rPr>
-        <w:t>В</w:t>
-      </w:r>
-    </w:p>
-    <w:p>
-      <w:pPr>
-        <w:spacing w:line="240" w:lineRule="auto"/>
-        <w:ind w:left="-567"/>
-        <w:rPr>
-          <w:rFonts w:ascii="Times New Roman" w:hAnsi="Times New Roman" w:cs="Times New Roman"/>
-          <w:bCs/>
-          <w:iCs/>
-          <w:color w:val="000000"/>
-          <w:sz w:val="24"/>
-          <w:szCs w:val="24"/>
-        </w:rPr>
-      </w:pPr>
-      <w:r>
-        <w:rPr>
-          <w:rFonts w:ascii="Times New Roman" w:hAnsi="Times New Roman" w:cs="Times New Roman"/>
-          <w:bCs/>
-          <w:iCs/>
-          <w:color w:val="000000"/>
-          <w:sz w:val="24"/>
-          <w:szCs w:val="24"/>
-        </w:rPr>
-        <w:t>Отправка изменений в удаленный репозиторий.</w:t>
-      </w:r>
-    </w:p>
-    <w:p>
-      <w:pPr>
-        <w:spacing w:after="160" w:line="259" w:lineRule="auto"/>
-      </w:pPr>
-      <w:r>
-        <w:rPr>
-          <w:noProof/>
-        </w:rPr>
-        <w:drawing>
-          <wp:inline distT="0" distB="0" distL="0" distR="0" wp14:anchorId="7BAF455D" wp14:editId="36241348">
-            <wp:extent cx="5940425" cy="2839720"/>
-            <wp:effectExtent l="0" t="0" r="3175" b="0"/>
-            <wp:docPr id="13" name="Рисунок 13"/>
-            <wp:cNvGraphicFramePr>
-              <a:graphicFrameLocks xmlns:a="http://schemas.openxmlformats.org/drawingml/2006/main" noChangeAspect="1"/>
-            </wp:cNvGraphicFramePr>
-            <a:graphic xmlns:a="http://schemas.openxmlformats.org/drawingml/2006/main">
-              <a:graphicData uri="http://schemas.openxmlformats.org/drawingml/2006/picture">
-                <pic:pic xmlns:pic="http://schemas.openxmlformats.org/drawingml/2006/picture">
-                  <pic:nvPicPr>
-                    <pic:cNvPr id="13" name="Рисунок 13"/>
-                    <pic:cNvPicPr/>
-                  </pic:nvPicPr>
-                  <pic:blipFill>
-                    <a:blip r:embed="rId11">
-                      <a:extLst>
-                        <a:ext uri="{28A0092B-C50C-407E-A947-70E740481C1C}">
-                          <a14:useLocalDpi xmlns:a14="http://schemas.microsoft.com/office/drawing/2010/main" val="0"/>
-                        </a:ext>
-                      </a:extLst>
-                    </a:blip>
-                    <a:stretch>
-                      <a:fillRect/>
-                    </a:stretch>
-                  </pic:blipFill>
-                  <pic:spPr>
-                    <a:xfrm>
-                      <a:off x="0" y="0"/>
-                      <a:ext cx="5940425" cy="2839720"/>
-                    </a:xfrm>
-                    <a:prstGeom prst="rect">
-                      <a:avLst/>
-                    </a:prstGeom>
-                  </pic:spPr>
-                </pic:pic>
-              </a:graphicData>
-            </a:graphic>
-          </wp:inline>
-        </w:drawing>
-      </w:r>
-    </w:p>
-    <w:p>
-      <w:pPr>
-        <w:spacing w:after="160" w:line="259" w:lineRule="auto"/>
-      </w:pPr>
-    </w:p>
-    <w:p>
-      <w:pPr>
-        <w:spacing w:after="160" w:line="259" w:lineRule="auto"/>
-      </w:pPr>
-    </w:p>
-    <w:p>
-      <w:pPr>
-        <w:spacing w:after="160" w:line="259" w:lineRule="auto"/>
-      </w:pPr>
-    </w:p>
-    <w:p>
-      <w:pPr>
-        <w:spacing w:after="160" w:line="259" w:lineRule="auto"/>
-      </w:pPr>
-    </w:p>
-    <w:p>
-      <w:pPr>
-        <w:spacing w:after="160" w:line="259" w:lineRule="auto"/>
-      </w:pPr>
-    </w:p>
-    <w:p>
-      <w:pPr>
-        <w:spacing w:after="160" w:line="259" w:lineRule="auto"/>
-      </w:pPr>
-    </w:p>
-    <w:p>
-      <w:pPr>
-        <w:spacing w:after="160" w:line="259" w:lineRule="auto"/>
-      </w:pPr>
-    </w:p>
-    <w:p>
-      <w:pPr>
-        <w:spacing w:after="160" w:line="259" w:lineRule="auto"/>
-      </w:pPr>
-    </w:p>
-    <w:p>
-      <w:pPr>
-        <w:spacing w:after="160" w:line="259" w:lineRule="auto"/>
-      </w:pPr>
-    </w:p>
-    <w:p>
-      <w:pPr>
-        <w:spacing w:after="160" w:line="259" w:lineRule="auto"/>
-      </w:pPr>
-    </w:p>
-    <w:p>
-      <w:pPr>
-        <w:spacing w:after="160" w:line="259" w:lineRule="auto"/>
-      </w:pPr>
-    </w:p>
-    <w:p>
-      <w:pPr>
-        <w:spacing w:after="160" w:line="259" w:lineRule="auto"/>
-      </w:pPr>
-    </w:p>
-    <w:p>
-      <w:pPr>
-        <w:spacing w:after="160" w:line="259" w:lineRule="auto"/>
-      </w:pPr>
-    </w:p>
-    <w:p>
-      <w:pPr>
-        <w:spacing w:after="160" w:line="259" w:lineRule="auto"/>
-      </w:pPr>
-    </w:p>
-    <w:p>
-      <w:pPr>
-        <w:spacing w:after="160" w:line="259" w:lineRule="auto"/>
-      </w:pPr>
-    </w:p>
-    <w:p>
-      <w:pPr>
-        <w:spacing w:after="160" w:line="259" w:lineRule="auto"/>
-      </w:pPr>
-    </w:p>
-    <w:p>
-      <w:pPr>
-        <w:spacing w:after="160" w:line="259" w:lineRule="auto"/>
-      </w:pPr>
-    </w:p>
-    <w:p>
-      <w:pPr>
-        <w:spacing w:after="160" w:line="259" w:lineRule="auto"/>
-      </w:pPr>
-    </w:p>
-    <w:p>
-      <w:pPr>
-        <w:spacing w:after="160" w:line="259" w:lineRule="auto"/>
-      </w:pPr>
-    </w:p>
-    <w:p>
-      <w:pPr>
-        <w:spacing w:after="160" w:line="259" w:lineRule="auto"/>
-      </w:pPr>
-    </w:p>
-    <w:p>
-      <w:pPr>
-        <w:spacing w:after="160" w:line="259" w:lineRule="auto"/>
-        <w:jc w:val="center"/>
-        <w:rPr>
-          <w:rFonts w:ascii="Times New Roman" w:hAnsi="Times New Roman" w:cs="Times New Roman"/>
-          <w:sz w:val="24"/>
-          <w:szCs w:val="24"/>
-        </w:rPr>
-      </w:pPr>
-      <w:r>
-        <w:rPr>
-          <w:rFonts w:ascii="Times New Roman" w:hAnsi="Times New Roman" w:cs="Times New Roman"/>
-          <w:sz w:val="24"/>
-          <w:szCs w:val="24"/>
-        </w:rPr>
-        <w:lastRenderedPageBreak/>
-        <w:t>ПРИЛОЖЕНИЕ</w:t>
-      </w:r>
-      <w:r>
-        <w:rPr>
-          <w:rFonts w:ascii="Times New Roman" w:hAnsi="Times New Roman" w:cs="Times New Roman"/>
-          <w:sz w:val="24"/>
-          <w:szCs w:val="24"/>
-        </w:rPr>
-        <w:t xml:space="preserve"> Г</w:t>
-      </w:r>
-    </w:p>
-    <w:p>
-      <w:pPr>
-        <w:spacing w:line="240" w:lineRule="auto"/>
-        <w:ind w:left="-567"/>
-        <w:rPr>
-          <w:rFonts w:ascii="Times New Roman" w:hAnsi="Times New Roman" w:cs="Times New Roman"/>
-          <w:bCs/>
-          <w:iCs/>
-          <w:color w:val="000000"/>
-          <w:sz w:val="24"/>
-          <w:szCs w:val="24"/>
-        </w:rPr>
-      </w:pPr>
-      <w:r>
-        <w:rPr>
-          <w:rFonts w:ascii="Times New Roman" w:hAnsi="Times New Roman" w:cs="Times New Roman"/>
-          <w:bCs/>
-          <w:iCs/>
-          <w:color w:val="000000"/>
-          <w:sz w:val="24"/>
-          <w:szCs w:val="24"/>
-        </w:rPr>
-        <w:t xml:space="preserve">Созданный Pull </w:t>
-      </w:r>
-      <w:proofErr w:type="spellStart"/>
-      <w:r>
-        <w:rPr>
-          <w:rFonts w:ascii="Times New Roman" w:hAnsi="Times New Roman" w:cs="Times New Roman"/>
-          <w:bCs/>
-          <w:iCs/>
-          <w:color w:val="000000"/>
-          <w:sz w:val="24"/>
-          <w:szCs w:val="24"/>
-        </w:rPr>
-        <w:t>Request</w:t>
-      </w:r>
-      <w:proofErr w:type="spellEnd"/>
-      <w:r>
-        <w:rPr>
-          <w:rFonts w:ascii="Times New Roman" w:hAnsi="Times New Roman" w:cs="Times New Roman"/>
-          <w:bCs/>
-          <w:iCs/>
-          <w:color w:val="000000"/>
-          <w:sz w:val="24"/>
-          <w:szCs w:val="24"/>
-        </w:rPr>
-        <w:t xml:space="preserve"> на </w:t>
-      </w:r>
-      <w:proofErr w:type="spellStart"/>
-      <w:r>
-        <w:rPr>
-          <w:rFonts w:ascii="Times New Roman" w:hAnsi="Times New Roman" w:cs="Times New Roman"/>
-          <w:bCs/>
-          <w:iCs/>
-          <w:color w:val="000000"/>
-          <w:sz w:val="24"/>
-          <w:szCs w:val="24"/>
-        </w:rPr>
-        <w:t>GitHub</w:t>
-      </w:r>
-      <w:proofErr w:type="spellEnd"/>
-      <w:r>
-        <w:rPr>
-          <w:rFonts w:ascii="Times New Roman" w:hAnsi="Times New Roman" w:cs="Times New Roman"/>
-          <w:bCs/>
-          <w:iCs/>
-          <w:color w:val="000000"/>
-          <w:sz w:val="24"/>
-          <w:szCs w:val="24"/>
-        </w:rPr>
-        <w:t>.</w:t>
-      </w:r>
-    </w:p>
-    <w:p>
-      <w:pPr>
-        <w:spacing w:after="160" w:line="259" w:lineRule="auto"/>
-      </w:pPr>
-      <w:r>
-        <w:rPr>
-          <w:noProof/>
-        </w:rPr>
-        <w:drawing>
-          <wp:inline distT="0" distB="0" distL="0" distR="0" wp14:anchorId="58B8205C" wp14:editId="05159D32">
-            <wp:extent cx="5940425" cy="2366645"/>
-            <wp:effectExtent l="0" t="0" r="3175" b="0"/>
-            <wp:docPr id="14" name="Рисунок 14"/>
-            <wp:cNvGraphicFramePr>
-              <a:graphicFrameLocks xmlns:a="http://schemas.openxmlformats.org/drawingml/2006/main" noChangeAspect="1"/>
-            </wp:cNvGraphicFramePr>
-            <a:graphic xmlns:a="http://schemas.openxmlformats.org/drawingml/2006/main">
-              <a:graphicData uri="http://schemas.openxmlformats.org/drawingml/2006/picture">
-                <pic:pic xmlns:pic="http://schemas.openxmlformats.org/drawingml/2006/picture">
-                  <pic:nvPicPr>
-                    <pic:cNvPr id="14" name="Рисунок 14"/>
-                    <pic:cNvPicPr/>
-                  </pic:nvPicPr>
-                  <pic:blipFill>
-                    <a:blip r:embed="rId12" cstate="print">
-                      <a:extLst>
-                        <a:ext uri="{28A0092B-C50C-407E-A947-70E740481C1C}">
-                          <a14:useLocalDpi xmlns:a14="http://schemas.microsoft.com/office/drawing/2010/main" val="0"/>
-                        </a:ext>
-                      </a:extLst>
-                    </a:blip>
-                    <a:stretch>
-                      <a:fillRect/>
-                    </a:stretch>
-                  </pic:blipFill>
-                  <pic:spPr>
-                    <a:xfrm>
-                      <a:off x="0" y="0"/>
-                      <a:ext cx="5940425" cy="2366645"/>
-                    </a:xfrm>
-                    <a:prstGeom prst="rect">
-                      <a:avLst/>
-                    </a:prstGeom>
-                  </pic:spPr>
-                </pic:pic>
-              </a:graphicData>
-            </a:graphic>
-          </wp:inline>
-        </w:drawing>
-      </w:r>
-    </w:p>
-    <w:p>
-      <w:pPr>
-        <w:spacing w:after="160" w:line="259" w:lineRule="auto"/>
-      </w:pPr>
-    </w:p>
-    <w:p>
-      <w:pPr>
-        <w:spacing w:after="160" w:line="259" w:lineRule="auto"/>
-      </w:pPr>
-    </w:p>
-    <w:p>
-      <w:pPr>
-        <w:spacing w:after="160" w:line="259" w:lineRule="auto"/>
-      </w:pPr>
-    </w:p>
-    <w:p>
-      <w:pPr>
-        <w:spacing w:after="160" w:line="259" w:lineRule="auto"/>
-      </w:pPr>
-    </w:p>
-    <w:p>
-      <w:pPr>
-        <w:spacing w:after="160" w:line="259" w:lineRule="auto"/>
-      </w:pPr>
-    </w:p>
-    <w:p>
-      <w:pPr>
-        <w:spacing w:after="160" w:line="259" w:lineRule="auto"/>
-      </w:pPr>
-    </w:p>
-    <w:p>
-      <w:pPr>
-        <w:spacing w:after="160" w:line="259" w:lineRule="auto"/>
-      </w:pPr>
-    </w:p>
-    <w:p>
-      <w:pPr>
-        <w:spacing w:after="160" w:line="259" w:lineRule="auto"/>
-      </w:pPr>
-    </w:p>
-    <w:p>
-      <w:pPr>
-        <w:spacing w:after="160" w:line="259" w:lineRule="auto"/>
-      </w:pPr>
-    </w:p>
-    <w:p>
-      <w:pPr>
         <w:tabs>
           <w:tab w:val="left" w:pos="480"/>
         </w:tabs>
       </w:pPr>
     </w:p>
     <w:sectPr>
-      <w:footerReference w:type="default" r:id="rId13"/>
-      <w:footerReference w:type="first" r:id="rId14"/>
+      <w:footerReference w:type="default" r:id="rId10"/>
+      <w:footerReference w:type="first" r:id="rId11"/>
       <w:pgSz w:w="11906" w:h="16838"/>
       <w:pgMar w:top="1134" w:right="850" w:bottom="1134" w:left="1701" w:header="708" w:footer="708" w:gutter="0"/>
       <w:cols w:space="708"/>
@@ -5210,6 +4181,18 @@
       <w:lang w:eastAsia="ru-RU"/>
     </w:rPr>
   </w:style>
+  <w:style w:type="character" w:styleId="Hyperlink">
+    <w:name w:val="Hyperlink"/>
+    <w:basedOn w:val="DefaultParagraphFont"/>
+    <w:uiPriority w:val="99"/>
+    <w:semiHidden/>
+    <w:unhideWhenUsed/>
+    <w:rsid w:val="00E5188A"/>
+    <w:rPr>
+      <w:color w:val="0000FF"/>
+      <w:u w:val="single"/>
+    </w:rPr>
+  </w:style>
 </w:styles>
 </file>
 
